--- a/10 - Pole Trust Bank - Project Health and Status Report.docx
+++ b/10 - Pole Trust Bank - Project Health and Status Report.docx
@@ -37,7 +37,7 @@
           <w:color w:val="555555"/>
           <w:sz w:val="22"/>
         </w:rPr>
-        <w:t>One-page status the leaders actually read: red, amber or green against the approved schedule and budget baseline, with the variance in numbers — not adjectives. Progress is 40%; the programme is lagging ~10% on the critical path and ~12% over the planned phase budget.</w:t>
+        <w:t>One-page status the leaders actually read: red, amber or green against the approved schedule and budget baseline, with the variance in numbers — not adjectives. The programme is ~Month 10 of 24 (40% elapsed); earned progress of 40% is ~10% behind the ~50% planned, and the phase budget is ~12% over plan.</w:t>
       </w:r>
     </w:p>
     <w:tbl>
@@ -167,7 +167,7 @@
                 <w:b w:val="0"/>
                 <w:sz w:val="19"/>
               </w:rPr>
-              <w:t>40% overall vs 24-month roadmap (≈ month 9–10)</w:t>
+              <w:t>40% complete against the 24-month roadmap</w:t>
             </w:r>
           </w:p>
         </w:tc>
@@ -207,7 +207,7 @@
                 <w:b w:val="0"/>
                 <w:sz w:val="19"/>
               </w:rPr>
-              <w:t>~10% behind plan on critical path / heavy activities (SV −10%, SPI ≈ 0.80)</w:t>
+              <w:t>EV 40% vs PV ≈ 50% ⇒ SV −10%; SPI ≈ 0.80 (critical path / heavy activities)</w:t>
             </w:r>
           </w:p>
         </w:tc>
@@ -318,7 +318,7 @@
           <w:color w:val="555555"/>
           <w:sz w:val="22"/>
         </w:rPr>
-        <w:t>Scope: 7 controlled deliverables (D1–D7) / 48 work packages. Schedule: 24-month critical path, ~40% elapsed, behind on heavy activities. Budget: approved USD 11.5M CAPEX / 27.5M TCO envelope; phase actual ~12% over plan. USD 0 released until DEC-02.</w:t>
+        <w:t>Scope: 7 controlled deliverables (D1–D7) / 48 work packages. Schedule: ~Month 10 of 24 (40% elapsed); earned ~40% is ~10% behind the ~50% planned, concentrated on heavy/critical-path activities. Budget: approved USD 11.5M CAPEX / 27.5M TCO envelope; phase actual ~12% over plan. USD 0 released until DEC-02.</w:t>
       </w:r>
     </w:p>
     <w:p>
@@ -975,7 +975,7 @@
           <w:color w:val="555555"/>
           <w:sz w:val="22"/>
         </w:rPr>
-        <w:t>Relation of variance: the ~12% cost variance tracks the ~10% schedule delay — heavy/critical-path work is costing more than planned. Reported in numbers (CV −12%, CPI ≈ 0.89), governed by the approved envelope, routed to the Sponsor (DEC-02/DEC-03), never absorbed silently.</w:t>
+        <w:t>Relation of variance: the ~12% cost variance tracks the ~10% schedule lag — heavy/critical-path work is costing more than planned. Reported in numbers (CV −12%, CPI ≈ 0.89), governed by the approved envelope, routed to the Sponsor (DEC-02/DEC-03), never absorbed silently.</w:t>
       </w:r>
     </w:p>
     <w:tbl>

--- a/10 - Pole Trust Bank - Project Health and Status Report.docx
+++ b/10 - Pole Trust Bank - Project Health and Status Report.docx
@@ -359,7 +359,7 @@
           <w:color w:val="555555"/>
           <w:sz w:val="22"/>
         </w:rPr>
-        <w:t>Variance in numbers: EV 40% vs PV ≈ 50% ⇒ SV −10%; SPI ≈ 0.80. M2 foundation (D2) ~2 months late; M3 copilot pilot (D3) slipping ~2–3 months behind plan (heavy activity).</w:t>
+        <w:t>Variance in numbers: EV 40% vs PV ≈ 50% ⇒ SV −10%; SPI ≈ 0.80. Basis: the ~50% PV at Month 10 reflects the time-phased baseline’s front-loaded critical-path profile (D1/D2 heavy foundation work scheduled early), not elapsed-proportional phasing. M2 foundation (D2) ~2 months late; M3 copilot pilot (D3) slipping ~2–3 months behind plan (heavy activity).</w:t>
       </w:r>
     </w:p>
     <w:tbl>

--- a/10 - Pole Trust Bank - Project Health and Status Report.docx
+++ b/10 - Pole Trust Bank - Project Health and Status Report.docx
@@ -563,7 +563,8 @@
             <w:r>
               <w:rPr>
                 <w:rFonts w:ascii="Calibri" w:hAnsi="Calibri"/>
-                <w:b w:val="0"/>
+                <w:b/>
+                <w:color w:val="1E7A4F"/>
                 <w:sz w:val="19"/>
               </w:rPr>
               <w:t>OK</w:t>
@@ -660,7 +661,8 @@
             <w:r>
               <w:rPr>
                 <w:rFonts w:ascii="Calibri" w:hAnsi="Calibri"/>
-                <w:b w:val="0"/>
+                <w:b/>
+                <w:color w:val="1E7A4F"/>
                 <w:sz w:val="19"/>
               </w:rPr>
               <w:t>OK</w:t>
@@ -752,7 +754,8 @@
             <w:r>
               <w:rPr>
                 <w:rFonts w:ascii="Calibri" w:hAnsi="Calibri"/>
-                <w:b w:val="0"/>
+                <w:b/>
+                <w:color w:val="C0392B"/>
                 <w:sz w:val="19"/>
               </w:rPr>
               <w:t>RED</w:t>
@@ -849,7 +852,8 @@
             <w:r>
               <w:rPr>
                 <w:rFonts w:ascii="Calibri" w:hAnsi="Calibri"/>
-                <w:b w:val="0"/>
+                <w:b/>
+                <w:color w:val="C0392B"/>
                 <w:sz w:val="19"/>
               </w:rPr>
               <w:t>RED</w:t>
@@ -941,10 +945,491 @@
             <w:r>
               <w:rPr>
                 <w:rFonts w:ascii="Calibri" w:hAnsi="Calibri"/>
+                <w:b/>
+                <w:color w:val="B8860B"/>
+                <w:sz w:val="19"/>
+              </w:rPr>
+              <w:t>AMBER</w:t>
+            </w:r>
+          </w:p>
+        </w:tc>
+      </w:tr>
+    </w:tbl>
+    <w:tbl>
+      <w:tblPr>
+        <w:tblStyle w:val="TableGrid"/>
+        <w:tblW w:type="auto" w:w="0"/>
+        <w:jc w:val="center"/>
+        <w:tblLayout w:type="fixed"/>
+        <w:tblLook w:firstColumn="1" w:firstRow="1" w:lastColumn="0" w:lastRow="0" w:noHBand="0" w:noVBand="1" w:val="04A0"/>
+      </w:tblPr>
+      <w:tblGrid>
+        <w:gridCol w:w="3849"/>
+        <w:gridCol w:w="3849"/>
+        <w:gridCol w:w="3849"/>
+        <w:gridCol w:w="3849"/>
+      </w:tblGrid>
+      <w:tr>
+        <w:tc>
+          <w:tcPr>
+            <w:tcW w:type="dxa" w:w="3402"/>
+            <w:shd w:val="clear" w:color="auto" w:fill="0F2A4A"/>
+          </w:tcPr>
+          <w:p>
+            <w:pPr>
+              <w:spacing w:before="10" w:after="10"/>
+            </w:pPr>
+            <w:r>
+              <w:rPr>
+                <w:rFonts w:ascii="Calibri" w:hAnsi="Calibri"/>
+                <w:b/>
+                <w:color w:val="FFFFFF"/>
+                <w:sz w:val="19"/>
+              </w:rPr>
+              <w:t>Measure</w:t>
+            </w:r>
+          </w:p>
+        </w:tc>
+        <w:tc>
+          <w:tcPr>
+            <w:tcW w:type="dxa" w:w="2608"/>
+            <w:shd w:val="clear" w:color="auto" w:fill="0F2A4A"/>
+          </w:tcPr>
+          <w:p>
+            <w:pPr>
+              <w:spacing w:before="10" w:after="10"/>
+            </w:pPr>
+            <w:r>
+              <w:rPr>
+                <w:rFonts w:ascii="Calibri" w:hAnsi="Calibri"/>
+                <w:b/>
+                <w:color w:val="FFFFFF"/>
+                <w:sz w:val="19"/>
+              </w:rPr>
+              <w:t>Value</w:t>
+            </w:r>
+          </w:p>
+        </w:tc>
+        <w:tc>
+          <w:tcPr>
+            <w:tcW w:type="dxa" w:w="4536"/>
+            <w:shd w:val="clear" w:color="auto" w:fill="0F2A4A"/>
+          </w:tcPr>
+          <w:p>
+            <w:pPr>
+              <w:spacing w:before="10" w:after="10"/>
+            </w:pPr>
+            <w:r>
+              <w:rPr>
+                <w:rFonts w:ascii="Calibri" w:hAnsi="Calibri"/>
+                <w:b/>
+                <w:color w:val="FFFFFF"/>
+                <w:sz w:val="19"/>
+              </w:rPr>
+              <w:t>Variance (numbers)</w:t>
+            </w:r>
+          </w:p>
+        </w:tc>
+        <w:tc>
+          <w:tcPr>
+            <w:tcW w:type="dxa" w:w="3061"/>
+            <w:shd w:val="clear" w:color="auto" w:fill="0F2A4A"/>
+          </w:tcPr>
+          <w:p>
+            <w:pPr>
+              <w:spacing w:before="10" w:after="10"/>
+            </w:pPr>
+            <w:r>
+              <w:rPr>
+                <w:rFonts w:ascii="Calibri" w:hAnsi="Calibri"/>
+                <w:b/>
+                <w:color w:val="FFFFFF"/>
+                <w:sz w:val="19"/>
+              </w:rPr>
+              <w:t>Status</w:t>
+            </w:r>
+          </w:p>
+        </w:tc>
+      </w:tr>
+      <w:tr>
+        <w:tc>
+          <w:tcPr>
+            <w:tcW w:type="dxa" w:w="3402"/>
+          </w:tcPr>
+          <w:p>
+            <w:pPr>
+              <w:spacing w:before="10" w:after="10"/>
+            </w:pPr>
+            <w:r>
+              <w:rPr>
+                <w:rFonts w:ascii="Calibri" w:hAnsi="Calibri"/>
                 <w:b w:val="0"/>
                 <w:sz w:val="19"/>
               </w:rPr>
-              <w:t>AMBER</w:t>
+              <w:t>Elapsed</w:t>
+            </w:r>
+          </w:p>
+        </w:tc>
+        <w:tc>
+          <w:tcPr>
+            <w:tcW w:type="dxa" w:w="2608"/>
+          </w:tcPr>
+          <w:p>
+            <w:pPr>
+              <w:spacing w:before="10" w:after="10"/>
+            </w:pPr>
+            <w:r>
+              <w:rPr>
+                <w:rFonts w:ascii="Calibri" w:hAnsi="Calibri"/>
+                <w:b w:val="0"/>
+                <w:sz w:val="19"/>
+              </w:rPr>
+              <w:t>≈ Month 10 (40%)</w:t>
+            </w:r>
+          </w:p>
+        </w:tc>
+        <w:tc>
+          <w:tcPr>
+            <w:tcW w:type="dxa" w:w="4536"/>
+          </w:tcPr>
+          <w:p>
+            <w:pPr>
+              <w:spacing w:before="10" w:after="10"/>
+            </w:pPr>
+            <w:r>
+              <w:rPr>
+                <w:rFonts w:ascii="Calibri" w:hAnsi="Calibri"/>
+                <w:b w:val="0"/>
+                <w:sz w:val="19"/>
+              </w:rPr>
+              <w:t>40% elapsed vs 24-month</w:t>
+            </w:r>
+          </w:p>
+        </w:tc>
+        <w:tc>
+          <w:tcPr>
+            <w:tcW w:type="dxa" w:w="3061"/>
+          </w:tcPr>
+          <w:p>
+            <w:pPr>
+              <w:spacing w:before="10" w:after="10"/>
+            </w:pPr>
+            <w:r>
+              <w:rPr>
+                <w:rFonts w:ascii="Calibri" w:hAnsi="Calibri"/>
+                <w:b/>
+                <w:color w:val="1E7A4F"/>
+                <w:sz w:val="19"/>
+              </w:rPr>
+              <w:t>OK</w:t>
+            </w:r>
+          </w:p>
+        </w:tc>
+      </w:tr>
+      <w:tr>
+        <w:tc>
+          <w:tcPr>
+            <w:tcW w:type="dxa" w:w="3402"/>
+            <w:shd w:val="clear" w:color="auto" w:fill="F4F7FA"/>
+          </w:tcPr>
+          <w:p>
+            <w:pPr>
+              <w:spacing w:before="10" w:after="10"/>
+            </w:pPr>
+            <w:r>
+              <w:rPr>
+                <w:rFonts w:ascii="Calibri" w:hAnsi="Calibri"/>
+                <w:b w:val="0"/>
+                <w:sz w:val="19"/>
+              </w:rPr>
+              <w:t>Planned Value (PV)</w:t>
+            </w:r>
+          </w:p>
+        </w:tc>
+        <w:tc>
+          <w:tcPr>
+            <w:tcW w:type="dxa" w:w="2608"/>
+            <w:shd w:val="clear" w:color="auto" w:fill="F4F7FA"/>
+          </w:tcPr>
+          <w:p>
+            <w:pPr>
+              <w:spacing w:before="10" w:after="10"/>
+            </w:pPr>
+            <w:r>
+              <w:rPr>
+                <w:rFonts w:ascii="Calibri" w:hAnsi="Calibri"/>
+                <w:b w:val="0"/>
+                <w:sz w:val="19"/>
+              </w:rPr>
+              <w:t>≈ 50% by Month 10</w:t>
+            </w:r>
+          </w:p>
+        </w:tc>
+        <w:tc>
+          <w:tcPr>
+            <w:tcW w:type="dxa" w:w="4536"/>
+            <w:shd w:val="clear" w:color="auto" w:fill="F4F7FA"/>
+          </w:tcPr>
+          <w:p>
+            <w:pPr>
+              <w:spacing w:before="10" w:after="10"/>
+            </w:pPr>
+            <w:r>
+              <w:rPr>
+                <w:rFonts w:ascii="Calibri" w:hAnsi="Calibri"/>
+                <w:b w:val="0"/>
+                <w:sz w:val="19"/>
+              </w:rPr>
+              <w:t>front-loaded critical-path baseline</w:t>
+            </w:r>
+          </w:p>
+        </w:tc>
+        <w:tc>
+          <w:tcPr>
+            <w:tcW w:type="dxa" w:w="3061"/>
+            <w:shd w:val="clear" w:color="auto" w:fill="F4F7FA"/>
+          </w:tcPr>
+          <w:p>
+            <w:pPr>
+              <w:spacing w:before="10" w:after="10"/>
+            </w:pPr>
+            <w:r>
+              <w:rPr>
+                <w:rFonts w:ascii="Calibri" w:hAnsi="Calibri"/>
+                <w:b/>
+                <w:color w:val="1E7A4F"/>
+                <w:sz w:val="19"/>
+              </w:rPr>
+              <w:t>OK</w:t>
+            </w:r>
+          </w:p>
+        </w:tc>
+      </w:tr>
+      <w:tr>
+        <w:tc>
+          <w:tcPr>
+            <w:tcW w:type="dxa" w:w="3402"/>
+          </w:tcPr>
+          <w:p>
+            <w:pPr>
+              <w:spacing w:before="10" w:after="10"/>
+            </w:pPr>
+            <w:r>
+              <w:rPr>
+                <w:rFonts w:ascii="Calibri" w:hAnsi="Calibri"/>
+                <w:b w:val="0"/>
+                <w:sz w:val="19"/>
+              </w:rPr>
+              <w:t>Earned Value (EV)</w:t>
+            </w:r>
+          </w:p>
+        </w:tc>
+        <w:tc>
+          <w:tcPr>
+            <w:tcW w:type="dxa" w:w="2608"/>
+          </w:tcPr>
+          <w:p>
+            <w:pPr>
+              <w:spacing w:before="10" w:after="10"/>
+            </w:pPr>
+            <w:r>
+              <w:rPr>
+                <w:rFonts w:ascii="Calibri" w:hAnsi="Calibri"/>
+                <w:b w:val="0"/>
+                <w:sz w:val="19"/>
+              </w:rPr>
+              <w:t>40% complete</w:t>
+            </w:r>
+          </w:p>
+        </w:tc>
+        <w:tc>
+          <w:tcPr>
+            <w:tcW w:type="dxa" w:w="4536"/>
+          </w:tcPr>
+          <w:p>
+            <w:pPr>
+              <w:spacing w:before="10" w:after="10"/>
+            </w:pPr>
+            <w:r>
+              <w:rPr>
+                <w:rFonts w:ascii="Calibri" w:hAnsi="Calibri"/>
+                <w:b w:val="0"/>
+                <w:sz w:val="19"/>
+              </w:rPr>
+              <w:t>SV = −10% (behind plan)</w:t>
+            </w:r>
+          </w:p>
+        </w:tc>
+        <w:tc>
+          <w:tcPr>
+            <w:tcW w:type="dxa" w:w="3061"/>
+          </w:tcPr>
+          <w:p>
+            <w:pPr>
+              <w:spacing w:before="10" w:after="10"/>
+            </w:pPr>
+            <w:r>
+              <w:rPr>
+                <w:rFonts w:ascii="Calibri" w:hAnsi="Calibri"/>
+                <w:b/>
+                <w:color w:val="C0392B"/>
+                <w:sz w:val="19"/>
+              </w:rPr>
+              <w:t>RED</w:t>
+            </w:r>
+          </w:p>
+        </w:tc>
+      </w:tr>
+      <w:tr>
+        <w:tc>
+          <w:tcPr>
+            <w:tcW w:type="dxa" w:w="3402"/>
+            <w:shd w:val="clear" w:color="auto" w:fill="F4F7FA"/>
+          </w:tcPr>
+          <w:p>
+            <w:pPr>
+              <w:spacing w:before="10" w:after="10"/>
+            </w:pPr>
+            <w:r>
+              <w:rPr>
+                <w:rFonts w:ascii="Calibri" w:hAnsi="Calibri"/>
+                <w:b w:val="0"/>
+                <w:sz w:val="19"/>
+              </w:rPr>
+              <w:t>Schedule Performance Index (SPI)</w:t>
+            </w:r>
+          </w:p>
+        </w:tc>
+        <w:tc>
+          <w:tcPr>
+            <w:tcW w:type="dxa" w:w="2608"/>
+            <w:shd w:val="clear" w:color="auto" w:fill="F4F7FA"/>
+          </w:tcPr>
+          <w:p>
+            <w:pPr>
+              <w:spacing w:before="10" w:after="10"/>
+            </w:pPr>
+            <w:r>
+              <w:rPr>
+                <w:rFonts w:ascii="Calibri" w:hAnsi="Calibri"/>
+                <w:b w:val="0"/>
+                <w:sz w:val="19"/>
+              </w:rPr>
+              <w:t>≈ 0.80</w:t>
+            </w:r>
+          </w:p>
+        </w:tc>
+        <w:tc>
+          <w:tcPr>
+            <w:tcW w:type="dxa" w:w="4536"/>
+            <w:shd w:val="clear" w:color="auto" w:fill="F4F7FA"/>
+          </w:tcPr>
+          <w:p>
+            <w:pPr>
+              <w:spacing w:before="10" w:after="10"/>
+            </w:pPr>
+            <w:r>
+              <w:rPr>
+                <w:rFonts w:ascii="Calibri" w:hAnsi="Calibri"/>
+                <w:b w:val="0"/>
+                <w:sz w:val="19"/>
+              </w:rPr>
+              <w:t>−20% against plan</w:t>
+            </w:r>
+          </w:p>
+        </w:tc>
+        <w:tc>
+          <w:tcPr>
+            <w:tcW w:type="dxa" w:w="3061"/>
+            <w:shd w:val="clear" w:color="auto" w:fill="F4F7FA"/>
+          </w:tcPr>
+          <w:p>
+            <w:pPr>
+              <w:spacing w:before="10" w:after="10"/>
+            </w:pPr>
+            <w:r>
+              <w:rPr>
+                <w:rFonts w:ascii="Calibri" w:hAnsi="Calibri"/>
+                <w:b/>
+                <w:color w:val="C0392B"/>
+                <w:sz w:val="19"/>
+              </w:rPr>
+              <w:t>RED</w:t>
+            </w:r>
+          </w:p>
+        </w:tc>
+      </w:tr>
+      <w:tr>
+        <w:tc>
+          <w:tcPr>
+            <w:tcW w:type="dxa" w:w="3402"/>
+          </w:tcPr>
+          <w:p>
+            <w:pPr>
+              <w:spacing w:before="10" w:after="10"/>
+            </w:pPr>
+            <w:r>
+              <w:rPr>
+                <w:rFonts w:ascii="Calibri" w:hAnsi="Calibri"/>
+                <w:b w:val="0"/>
+                <w:sz w:val="19"/>
+              </w:rPr>
+              <w:t>Critical-path status</w:t>
+            </w:r>
+          </w:p>
+        </w:tc>
+        <w:tc>
+          <w:tcPr>
+            <w:tcW w:type="dxa" w:w="2608"/>
+          </w:tcPr>
+          <w:p>
+            <w:pPr>
+              <w:spacing w:before="10" w:after="10"/>
+            </w:pPr>
+            <w:r>
+              <w:rPr>
+                <w:rFonts w:ascii="Calibri" w:hAnsi="Calibri"/>
+                <w:b w:val="0"/>
+                <w:sz w:val="19"/>
+              </w:rPr>
+              <w:t>D1/D2 partial, D3 slipping</w:t>
+            </w:r>
+          </w:p>
+        </w:tc>
+        <w:tc>
+          <w:tcPr>
+            <w:tcW w:type="dxa" w:w="4536"/>
+          </w:tcPr>
+          <w:p>
+            <w:pPr>
+              <w:spacing w:before="10" w:after="10"/>
+            </w:pPr>
+            <w:r>
+              <w:rPr>
+                <w:rFonts w:ascii="Calibri" w:hAnsi="Calibri"/>
+                <w:b w:val="0"/>
+                <w:sz w:val="19"/>
+              </w:rPr>
+              <w:t>~10% slip on heavy activities</w:t>
+            </w:r>
+          </w:p>
+        </w:tc>
+        <w:tc>
+          <w:tcPr>
+            <w:tcW w:type="dxa" w:w="3061"/>
+          </w:tcPr>
+          <w:p>
+            <w:pPr>
+              <w:spacing w:before="10" w:after="10"/>
+            </w:pPr>
+            <w:r>
+              <w:rPr>
+                <w:rFonts w:ascii="Calibri" w:hAnsi="Calibri"/>
+                <w:b/>
+                <w:color w:val="C0392B"/>
+                <w:sz w:val="19"/>
+              </w:rPr>
+              <w:t>RED</w:t>
             </w:r>
           </w:p>
         </w:tc>
@@ -1140,7 +1625,8 @@
             <w:r>
               <w:rPr>
                 <w:rFonts w:ascii="Calibri" w:hAnsi="Calibri"/>
-                <w:b w:val="0"/>
+                <w:b/>
+                <w:color w:val="1E7A4F"/>
                 <w:sz w:val="19"/>
               </w:rPr>
               <w:t>OK</w:t>
@@ -1218,7 +1704,8 @@
             <w:r>
               <w:rPr>
                 <w:rFonts w:ascii="Calibri" w:hAnsi="Calibri"/>
-                <w:b w:val="0"/>
+                <w:b/>
+                <w:color w:val="C0392B"/>
                 <w:sz w:val="19"/>
               </w:rPr>
               <w:t>RED</w:t>
@@ -1292,7 +1779,8 @@
             <w:r>
               <w:rPr>
                 <w:rFonts w:ascii="Calibri" w:hAnsi="Calibri"/>
-                <w:b w:val="0"/>
+                <w:b/>
+                <w:color w:val="C0392B"/>
                 <w:sz w:val="19"/>
               </w:rPr>
               <w:t>RED</w:t>
@@ -1370,7 +1858,8 @@
             <w:r>
               <w:rPr>
                 <w:rFonts w:ascii="Calibri" w:hAnsi="Calibri"/>
-                <w:b w:val="0"/>
+                <w:b/>
+                <w:color w:val="C0392B"/>
                 <w:sz w:val="19"/>
               </w:rPr>
               <w:t>RED</w:t>
@@ -1444,7 +1933,8 @@
             <w:r>
               <w:rPr>
                 <w:rFonts w:ascii="Calibri" w:hAnsi="Calibri"/>
-                <w:b w:val="0"/>
+                <w:b/>
+                <w:color w:val="B8860B"/>
                 <w:sz w:val="19"/>
               </w:rPr>
               <w:t>AMBER</w:t>

--- a/10 - Pole Trust Bank - Project Health and Status Report.docx
+++ b/10 - Pole Trust Bank - Project Health and Status Report.docx
@@ -567,7 +567,7 @@
                 <w:color w:val="1E7A4F"/>
                 <w:sz w:val="19"/>
               </w:rPr>
-              <w:t>OK</w:t>
+              <w:t>Green</w:t>
             </w:r>
           </w:p>
         </w:tc>
@@ -665,7 +665,7 @@
                 <w:color w:val="1E7A4F"/>
                 <w:sz w:val="19"/>
               </w:rPr>
-              <w:t>OK</w:t>
+              <w:t>Green</w:t>
             </w:r>
           </w:p>
         </w:tc>
@@ -1121,7 +1121,7 @@
                 <w:color w:val="1E7A4F"/>
                 <w:sz w:val="19"/>
               </w:rPr>
-              <w:t>OK</w:t>
+              <w:t>Green</w:t>
             </w:r>
           </w:p>
         </w:tc>
@@ -1200,7 +1200,7 @@
                 <w:color w:val="1E7A4F"/>
                 <w:sz w:val="19"/>
               </w:rPr>
-              <w:t>OK</w:t>
+              <w:t>Green</w:t>
             </w:r>
           </w:p>
         </w:tc>
@@ -1629,7 +1629,7 @@
                 <w:color w:val="1E7A4F"/>
                 <w:sz w:val="19"/>
               </w:rPr>
-              <w:t>OK</w:t>
+              <w:t>Green</w:t>
             </w:r>
           </w:p>
         </w:tc>

--- a/10 - Pole Trust Bank - Project Health and Status Report.docx
+++ b/10 - Pole Trust Bank - Project Health and Status Report.docx
@@ -2343,7 +2343,7 @@
           <w:b w:val="0"/>
           <w:sz w:val="21"/>
         </w:rPr>
-        <w:t>Decisions needed (Sponsor only): DEC-01 record effective date · DEC-02 release initial phase funding · DEC-03 delegate PM authority to act on the recovery. The report recommends, the Sponsor decides.</w:t>
+        <w:t>Decisions needed (Sponsor only): DEC-01 record effective date · DEC-02 release initial phase funding · DEC-03 delegate PM authority to act on the recovery. Funding decision is implemented via change request CR-002 (PTB-CHG-001), submitted for CCB/BOG decision — the baseline moves only through that change-control firewall.</w:t>
       </w:r>
     </w:p>
     <w:sectPr>

--- a/10 - Pole Trust Bank - Project Health and Status Report.docx
+++ b/10 - Pole Trust Bank - Project Health and Status Report.docx
@@ -4,7 +4,7 @@
   <w:body>
     <w:p>
       <w:pPr>
-        <w:spacing w:before="0" w:after="80"/>
+        <w:spacing w:before="0" w:after="60"/>
         <w:jc w:val="center"/>
       </w:pPr>
       <w:r>
@@ -12,7 +12,7 @@
           <w:rFonts w:ascii="Calibri" w:hAnsi="Calibri"/>
           <w:b/>
           <w:color w:val="0F2A4A"/>
-          <w:sz w:val="34"/>
+          <w:sz w:val="32"/>
         </w:rPr>
         <w:t>Project Health &amp; Status Report</w:t>
       </w:r>
@@ -21,23 +21,23 @@
           <w:rFonts w:ascii="Calibri" w:hAnsi="Calibri"/>
           <w:b/>
           <w:color w:val="B8860B"/>
-          <w:sz w:val="24"/>
+          <w:sz w:val="22"/>
         </w:rPr>
         <w:t xml:space="preserve"> | PTB-STS-001  ·  Live status · 40% complete</w:t>
       </w:r>
     </w:p>
     <w:p>
       <w:pPr>
-        <w:spacing w:before="60" w:after="40"/>
+        <w:spacing w:before="20" w:after="20"/>
       </w:pPr>
       <w:r>
         <w:rPr>
           <w:rFonts w:ascii="Calibri" w:hAnsi="Calibri"/>
           <w:b w:val="0"/>
           <w:color w:val="555555"/>
-          <w:sz w:val="22"/>
+          <w:sz w:val="19"/>
         </w:rPr>
-        <w:t>One-page status the leaders actually read: red, amber or green against the approved schedule and budget baseline, with the variance in numbers — not adjectives. The programme is ~Month 10 of 24 (40% elapsed); earned progress of 40% is ~10% behind the ~50% planned, and the phase budget is ~12% over plan.</w:t>
+        <w:t>One-page status the leaders actually read: red, amber or green against the approved schedule and budget baseline, with variance in numbers — not adjectives. ~Month 10 of 24 (40% elapsed); earned 40% is ~10% behind the ~50% planned; phase budget ~12% over plan. This edition states the root cause of each Planned-vs-Actual variance and its recovery actions.</w:t>
       </w:r>
     </w:p>
     <w:tbl>
@@ -49,25 +49,25 @@
         <w:tblLook w:firstColumn="1" w:firstRow="1" w:lastColumn="0" w:lastRow="0" w:noHBand="0" w:noVBand="1" w:val="04A0"/>
       </w:tblPr>
       <w:tblGrid>
-        <w:gridCol w:w="7699"/>
-        <w:gridCol w:w="7699"/>
+        <w:gridCol w:w="7852"/>
+        <w:gridCol w:w="7852"/>
       </w:tblGrid>
       <w:tr>
         <w:tc>
           <w:tcPr>
-            <w:tcW w:type="dxa" w:w="2551"/>
+            <w:tcW w:type="dxa" w:w="2268"/>
             <w:shd w:val="clear" w:color="auto" w:fill="EAF0F5"/>
           </w:tcPr>
           <w:p>
             <w:pPr>
-              <w:spacing w:before="20" w:after="20"/>
+              <w:spacing w:before="8" w:after="8"/>
             </w:pPr>
             <w:r>
               <w:rPr>
                 <w:rFonts w:ascii="Calibri" w:hAnsi="Calibri"/>
                 <w:b/>
                 <w:color w:val="0F2A4A"/>
-                <w:sz w:val="19"/>
+                <w:sz w:val="16"/>
               </w:rPr>
               <w:t>Document ID</w:t>
             </w:r>
@@ -75,17 +75,17 @@
         </w:tc>
         <w:tc>
           <w:tcPr>
-            <w:tcW w:type="dxa" w:w="12927"/>
+            <w:tcW w:type="dxa" w:w="13211"/>
           </w:tcPr>
           <w:p>
             <w:pPr>
-              <w:spacing w:before="20" w:after="20"/>
+              <w:spacing w:before="8" w:after="8"/>
             </w:pPr>
             <w:r>
               <w:rPr>
                 <w:rFonts w:ascii="Calibri" w:hAnsi="Calibri"/>
                 <w:b w:val="0"/>
-                <w:sz w:val="19"/>
+                <w:sz w:val="16"/>
               </w:rPr>
               <w:t>PTB-STS-001</w:t>
             </w:r>
@@ -95,19 +95,19 @@
       <w:tr>
         <w:tc>
           <w:tcPr>
-            <w:tcW w:type="dxa" w:w="2551"/>
+            <w:tcW w:type="dxa" w:w="2268"/>
             <w:shd w:val="clear" w:color="auto" w:fill="EAF0F5"/>
           </w:tcPr>
           <w:p>
             <w:pPr>
-              <w:spacing w:before="20" w:after="20"/>
+              <w:spacing w:before="8" w:after="8"/>
             </w:pPr>
             <w:r>
               <w:rPr>
                 <w:rFonts w:ascii="Calibri" w:hAnsi="Calibri"/>
                 <w:b/>
                 <w:color w:val="0F2A4A"/>
-                <w:sz w:val="19"/>
+                <w:sz w:val="16"/>
               </w:rPr>
               <w:t>Status / RAG</w:t>
             </w:r>
@@ -115,17 +115,17 @@
         </w:tc>
         <w:tc>
           <w:tcPr>
-            <w:tcW w:type="dxa" w:w="12927"/>
+            <w:tcW w:type="dxa" w:w="13211"/>
           </w:tcPr>
           <w:p>
             <w:pPr>
-              <w:spacing w:before="20" w:after="20"/>
+              <w:spacing w:before="8" w:after="8"/>
             </w:pPr>
             <w:r>
               <w:rPr>
                 <w:rFonts w:ascii="Calibri" w:hAnsi="Calibri"/>
                 <w:b w:val="0"/>
-                <w:sz w:val="19"/>
+                <w:sz w:val="16"/>
               </w:rPr>
               <w:t>AMBER — LAGGING (schedule and cost red)</w:t>
             </w:r>
@@ -135,19 +135,19 @@
       <w:tr>
         <w:tc>
           <w:tcPr>
-            <w:tcW w:type="dxa" w:w="2551"/>
+            <w:tcW w:type="dxa" w:w="2268"/>
             <w:shd w:val="clear" w:color="auto" w:fill="EAF0F5"/>
           </w:tcPr>
           <w:p>
             <w:pPr>
-              <w:spacing w:before="20" w:after="20"/>
+              <w:spacing w:before="8" w:after="8"/>
             </w:pPr>
             <w:r>
               <w:rPr>
                 <w:rFonts w:ascii="Calibri" w:hAnsi="Calibri"/>
                 <w:b/>
                 <w:color w:val="0F2A4A"/>
-                <w:sz w:val="19"/>
+                <w:sz w:val="16"/>
               </w:rPr>
               <w:t>Progress</w:t>
             </w:r>
@@ -155,17 +155,17 @@
         </w:tc>
         <w:tc>
           <w:tcPr>
-            <w:tcW w:type="dxa" w:w="12927"/>
+            <w:tcW w:type="dxa" w:w="13211"/>
           </w:tcPr>
           <w:p>
             <w:pPr>
-              <w:spacing w:before="20" w:after="20"/>
+              <w:spacing w:before="8" w:after="8"/>
             </w:pPr>
             <w:r>
               <w:rPr>
                 <w:rFonts w:ascii="Calibri" w:hAnsi="Calibri"/>
                 <w:b w:val="0"/>
-                <w:sz w:val="19"/>
+                <w:sz w:val="16"/>
               </w:rPr>
               <w:t>40% complete against the 24-month roadmap</w:t>
             </w:r>
@@ -175,19 +175,19 @@
       <w:tr>
         <w:tc>
           <w:tcPr>
-            <w:tcW w:type="dxa" w:w="2551"/>
+            <w:tcW w:type="dxa" w:w="2268"/>
             <w:shd w:val="clear" w:color="auto" w:fill="EAF0F5"/>
           </w:tcPr>
           <w:p>
             <w:pPr>
-              <w:spacing w:before="20" w:after="20"/>
+              <w:spacing w:before="8" w:after="8"/>
             </w:pPr>
             <w:r>
               <w:rPr>
                 <w:rFonts w:ascii="Calibri" w:hAnsi="Calibri"/>
                 <w:b/>
                 <w:color w:val="0F2A4A"/>
-                <w:sz w:val="19"/>
+                <w:sz w:val="16"/>
               </w:rPr>
               <w:t>Schedule variance</w:t>
             </w:r>
@@ -195,17 +195,17 @@
         </w:tc>
         <w:tc>
           <w:tcPr>
-            <w:tcW w:type="dxa" w:w="12927"/>
+            <w:tcW w:type="dxa" w:w="13211"/>
           </w:tcPr>
           <w:p>
             <w:pPr>
-              <w:spacing w:before="20" w:after="20"/>
+              <w:spacing w:before="8" w:after="8"/>
             </w:pPr>
             <w:r>
               <w:rPr>
                 <w:rFonts w:ascii="Calibri" w:hAnsi="Calibri"/>
                 <w:b w:val="0"/>
-                <w:sz w:val="19"/>
+                <w:sz w:val="16"/>
               </w:rPr>
               <w:t>EV 40% vs PV ≈ 50% ⇒ SV −10%; SPI ≈ 0.80 (critical path / heavy activities)</w:t>
             </w:r>
@@ -215,19 +215,19 @@
       <w:tr>
         <w:tc>
           <w:tcPr>
-            <w:tcW w:type="dxa" w:w="2551"/>
+            <w:tcW w:type="dxa" w:w="2268"/>
             <w:shd w:val="clear" w:color="auto" w:fill="EAF0F5"/>
           </w:tcPr>
           <w:p>
             <w:pPr>
-              <w:spacing w:before="20" w:after="20"/>
+              <w:spacing w:before="8" w:after="8"/>
             </w:pPr>
             <w:r>
               <w:rPr>
                 <w:rFonts w:ascii="Calibri" w:hAnsi="Calibri"/>
                 <w:b/>
                 <w:color w:val="0F2A4A"/>
-                <w:sz w:val="19"/>
+                <w:sz w:val="16"/>
               </w:rPr>
               <w:t>Budget variance</w:t>
             </w:r>
@@ -235,17 +235,17 @@
         </w:tc>
         <w:tc>
           <w:tcPr>
-            <w:tcW w:type="dxa" w:w="12927"/>
+            <w:tcW w:type="dxa" w:w="13211"/>
           </w:tcPr>
           <w:p>
             <w:pPr>
-              <w:spacing w:before="20" w:after="20"/>
+              <w:spacing w:before="8" w:after="8"/>
             </w:pPr>
             <w:r>
               <w:rPr>
                 <w:rFonts w:ascii="Calibri" w:hAnsi="Calibri"/>
                 <w:b w:val="0"/>
-                <w:sz w:val="19"/>
+                <w:sz w:val="16"/>
               </w:rPr>
               <w:t>~12% actual vs planned phase budget (CV −12%, CPI ≈ 0.89)</w:t>
             </w:r>
@@ -255,19 +255,19 @@
       <w:tr>
         <w:tc>
           <w:tcPr>
-            <w:tcW w:type="dxa" w:w="2551"/>
+            <w:tcW w:type="dxa" w:w="2268"/>
             <w:shd w:val="clear" w:color="auto" w:fill="EAF0F5"/>
           </w:tcPr>
           <w:p>
             <w:pPr>
-              <w:spacing w:before="20" w:after="20"/>
+              <w:spacing w:before="8" w:after="8"/>
             </w:pPr>
             <w:r>
               <w:rPr>
                 <w:rFonts w:ascii="Calibri" w:hAnsi="Calibri"/>
                 <w:b/>
                 <w:color w:val="0F2A4A"/>
-                <w:sz w:val="19"/>
+                <w:sz w:val="16"/>
               </w:rPr>
               <w:t>Reported to</w:t>
             </w:r>
@@ -275,17 +275,17 @@
         </w:tc>
         <w:tc>
           <w:tcPr>
-            <w:tcW w:type="dxa" w:w="12927"/>
+            <w:tcW w:type="dxa" w:w="13211"/>
           </w:tcPr>
           <w:p>
             <w:pPr>
-              <w:spacing w:before="20" w:after="20"/>
+              <w:spacing w:before="8" w:after="8"/>
             </w:pPr>
             <w:r>
               <w:rPr>
                 <w:rFonts w:ascii="Calibri" w:hAnsi="Calibri"/>
                 <w:b w:val="0"/>
-                <w:sz w:val="19"/>
+                <w:sz w:val="16"/>
               </w:rPr>
               <w:t>Project Sponsor (Sheikh Moeen Akhtar) and Executive Steering</w:t>
             </w:r>
@@ -295,71 +295,43 @@
     </w:tbl>
     <w:p>
       <w:pPr>
-        <w:spacing w:before="160" w:after="0"/>
+        <w:spacing w:before="100" w:after="0"/>
       </w:pPr>
       <w:r>
         <w:rPr>
           <w:rFonts w:ascii="Calibri" w:hAnsi="Calibri"/>
           <w:b/>
           <w:color w:val="0F2A4A"/>
-          <w:sz w:val="26"/>
+          <w:sz w:val="24"/>
         </w:rPr>
-        <w:t>Section 1 — Project Overview &amp; Executive Summary</w:t>
+        <w:t>Section 1 — Overview &amp; Executive Summary</w:t>
       </w:r>
     </w:p>
     <w:p>
       <w:pPr>
-        <w:spacing w:before="60" w:after="40"/>
+        <w:spacing w:before="20" w:after="20"/>
       </w:pPr>
       <w:r>
         <w:rPr>
           <w:rFonts w:ascii="Calibri" w:hAnsi="Calibri"/>
           <w:b w:val="0"/>
           <w:color w:val="555555"/>
-          <w:sz w:val="22"/>
+          <w:sz w:val="19"/>
         </w:rPr>
-        <w:t>Scope: 7 controlled deliverables (D1–D7) / 48 work packages. Schedule: ~Month 10 of 24 (40% elapsed); earned ~40% is ~10% behind the ~50% planned, concentrated on heavy/critical-path activities. Budget: approved USD 11.5M CAPEX / 27.5M TCO envelope; phase actual ~12% over plan. USD 0 released until DEC-02.</w:t>
+        <w:t>Scope: 7 deliverables (D1–D7) / 48 work packages; ~Month 10 of 24 (40%); USD 11.5M CAPEX / 27.5M TCO, USD 0 released until DEC-02. Bad news first: ~10% critical-path lag and ~12% budget variance; Sponsor decisions (DEC-01/02/03) fund and authorise recovery.</w:t>
       </w:r>
     </w:p>
     <w:p>
       <w:pPr>
-        <w:spacing w:before="0" w:after="40"/>
-      </w:pPr>
-      <w:r>
-        <w:rPr>
-          <w:rFonts w:ascii="Calibri" w:hAnsi="Calibri"/>
-          <w:b w:val="0"/>
-          <w:sz w:val="21"/>
-        </w:rPr>
-        <w:t>Executive summary (bad news first): schedule lag ~10% on the critical path and ~12% budget variance are the headline concerns. Immediate Sponsor decisions (DEC-01 effective date, DEC-02 funding release, DEC-03 delegation) are required to fund and authorise recovery.</w:t>
-      </w:r>
-    </w:p>
-    <w:p>
-      <w:pPr>
-        <w:spacing w:before="160" w:after="0"/>
+        <w:spacing w:before="0" w:after="20"/>
       </w:pPr>
       <w:r>
         <w:rPr>
           <w:rFonts w:ascii="Calibri" w:hAnsi="Calibri"/>
           <w:b/>
-          <w:color w:val="0F2A4A"/>
-          <w:sz w:val="26"/>
+          <w:sz w:val="19"/>
         </w:rPr>
-        <w:t>Sections 3–4 — Progress &amp; Schedule (Critical Path)</w:t>
-      </w:r>
-    </w:p>
-    <w:p>
-      <w:pPr>
-        <w:spacing w:before="60" w:after="40"/>
-      </w:pPr>
-      <w:r>
-        <w:rPr>
-          <w:rFonts w:ascii="Calibri" w:hAnsi="Calibri"/>
-          <w:b w:val="0"/>
-          <w:color w:val="555555"/>
-          <w:sz w:val="22"/>
-        </w:rPr>
-        <w:t>Variance in numbers: EV 40% vs PV ≈ 50% ⇒ SV −10%; SPI ≈ 0.80. Basis: the ~50% PV at Month 10 reflects the time-phased baseline’s front-loaded critical-path profile (D1/D2 heavy foundation work scheduled early), not elapsed-proportional phasing. M2 foundation (D2) ~2 months late; M3 copilot pilot (D3) slipping ~2–3 months behind plan (heavy activity).</w:t>
+        <w:t>Consolidated Planned vs Actual — Root Cause &amp; Recovery:</w:t>
       </w:r>
     </w:p>
     <w:tbl>
@@ -371,28 +343,305 @@
         <w:tblLook w:firstColumn="1" w:firstRow="1" w:lastColumn="0" w:lastRow="0" w:noHBand="0" w:noVBand="1" w:val="04A0"/>
       </w:tblPr>
       <w:tblGrid>
-        <w:gridCol w:w="3080"/>
-        <w:gridCol w:w="3080"/>
-        <w:gridCol w:w="3080"/>
-        <w:gridCol w:w="3080"/>
-        <w:gridCol w:w="3080"/>
+        <w:gridCol w:w="3926"/>
+        <w:gridCol w:w="3926"/>
+        <w:gridCol w:w="3926"/>
+        <w:gridCol w:w="3926"/>
       </w:tblGrid>
       <w:tr>
         <w:tc>
           <w:tcPr>
-            <w:tcW w:type="dxa" w:w="2948"/>
+            <w:tcW w:type="dxa" w:w="2154"/>
             <w:shd w:val="clear" w:color="auto" w:fill="0F2A4A"/>
           </w:tcPr>
           <w:p>
             <w:pPr>
-              <w:spacing w:before="10" w:after="10"/>
+              <w:spacing w:before="8" w:after="8"/>
             </w:pPr>
             <w:r>
               <w:rPr>
                 <w:rFonts w:ascii="Calibri" w:hAnsi="Calibri"/>
                 <w:b/>
                 <w:color w:val="FFFFFF"/>
-                <w:sz w:val="19"/>
+                <w:sz w:val="16"/>
+              </w:rPr>
+              <w:t>Variance (P / A)</w:t>
+            </w:r>
+          </w:p>
+        </w:tc>
+        <w:tc>
+          <w:tcPr>
+            <w:tcW w:type="dxa" w:w="3175"/>
+            <w:shd w:val="clear" w:color="auto" w:fill="0F2A4A"/>
+          </w:tcPr>
+          <w:p>
+            <w:pPr>
+              <w:spacing w:before="8" w:after="8"/>
+            </w:pPr>
+            <w:r>
+              <w:rPr>
+                <w:rFonts w:ascii="Calibri" w:hAnsi="Calibri"/>
+                <w:b/>
+                <w:color w:val="FFFFFF"/>
+                <w:sz w:val="16"/>
+              </w:rPr>
+              <w:t>Root cause / reason</w:t>
+            </w:r>
+          </w:p>
+        </w:tc>
+        <w:tc>
+          <w:tcPr>
+            <w:tcW w:type="dxa" w:w="4876"/>
+            <w:shd w:val="clear" w:color="auto" w:fill="0F2A4A"/>
+          </w:tcPr>
+          <w:p>
+            <w:pPr>
+              <w:spacing w:before="8" w:after="8"/>
+            </w:pPr>
+            <w:r>
+              <w:rPr>
+                <w:rFonts w:ascii="Calibri" w:hAnsi="Calibri"/>
+                <w:b/>
+                <w:color w:val="FFFFFF"/>
+                <w:sz w:val="16"/>
+              </w:rPr>
+              <w:t>Recovery action</w:t>
+            </w:r>
+          </w:p>
+        </w:tc>
+        <w:tc>
+          <w:tcPr>
+            <w:tcW w:type="dxa" w:w="2154"/>
+            <w:shd w:val="clear" w:color="auto" w:fill="0F2A4A"/>
+          </w:tcPr>
+          <w:p>
+            <w:pPr>
+              <w:spacing w:before="8" w:after="8"/>
+            </w:pPr>
+            <w:r>
+              <w:rPr>
+                <w:rFonts w:ascii="Calibri" w:hAnsi="Calibri"/>
+                <w:b/>
+                <w:color w:val="FFFFFF"/>
+                <w:sz w:val="16"/>
+              </w:rPr>
+              <w:t>Owner / route</w:t>
+            </w:r>
+          </w:p>
+        </w:tc>
+      </w:tr>
+      <w:tr>
+        <w:tc>
+          <w:tcPr>
+            <w:tcW w:type="dxa" w:w="2154"/>
+          </w:tcPr>
+          <w:p>
+            <w:pPr>
+              <w:spacing w:before="8" w:after="8"/>
+            </w:pPr>
+            <w:r>
+              <w:rPr>
+                <w:rFonts w:ascii="Calibri" w:hAnsi="Calibri"/>
+                <w:b w:val="0"/>
+                <w:sz w:val="16"/>
+              </w:rPr>
+              <w:t>Schedule −10% (SV −10%, SPI ≈ 0.80)</w:t>
+            </w:r>
+          </w:p>
+        </w:tc>
+        <w:tc>
+          <w:tcPr>
+            <w:tcW w:type="dxa" w:w="3175"/>
+          </w:tcPr>
+          <w:p>
+            <w:pPr>
+              <w:spacing w:before="8" w:after="8"/>
+            </w:pPr>
+            <w:r>
+              <w:rPr>
+                <w:rFonts w:ascii="Calibri" w:hAnsi="Calibri"/>
+                <w:b w:val="0"/>
+                <w:sz w:val="16"/>
+              </w:rPr>
+              <w:t>Late start to D2 foundation (data/vendor readiness opened after the window); D3 single-threaded, no parallelism</w:t>
+            </w:r>
+          </w:p>
+        </w:tc>
+        <w:tc>
+          <w:tcPr>
+            <w:tcW w:type="dxa" w:w="4876"/>
+          </w:tcPr>
+          <w:p>
+            <w:pPr>
+              <w:spacing w:before="8" w:after="8"/>
+            </w:pPr>
+            <w:r>
+              <w:rPr>
+                <w:rFonts w:ascii="Calibri" w:hAnsi="Calibri"/>
+                <w:b w:val="0"/>
+                <w:sz w:val="16"/>
+              </w:rPr>
+              <w:t>Crash D2/D3 (parallelise + COTS-first + staffing); overlap D3 with M4; rebaseline via CR-002</w:t>
+            </w:r>
+          </w:p>
+        </w:tc>
+        <w:tc>
+          <w:tcPr>
+            <w:tcW w:type="dxa" w:w="2154"/>
+          </w:tcPr>
+          <w:p>
+            <w:pPr>
+              <w:spacing w:before="8" w:after="8"/>
+            </w:pPr>
+            <w:r>
+              <w:rPr>
+                <w:rFonts w:ascii="Calibri" w:hAnsi="Calibri"/>
+                <w:b w:val="0"/>
+                <w:sz w:val="16"/>
+              </w:rPr>
+              <w:t>PM / Delivery; DEC-01/02/03</w:t>
+            </w:r>
+          </w:p>
+        </w:tc>
+      </w:tr>
+      <w:tr>
+        <w:tc>
+          <w:tcPr>
+            <w:tcW w:type="dxa" w:w="2154"/>
+            <w:shd w:val="clear" w:color="auto" w:fill="F4F7FA"/>
+          </w:tcPr>
+          <w:p>
+            <w:pPr>
+              <w:spacing w:before="8" w:after="8"/>
+            </w:pPr>
+            <w:r>
+              <w:rPr>
+                <w:rFonts w:ascii="Calibri" w:hAnsi="Calibri"/>
+                <w:b w:val="0"/>
+                <w:sz w:val="16"/>
+              </w:rPr>
+              <w:t>Cost +12% (CV −12%, CPI ≈ 0.89)</w:t>
+            </w:r>
+          </w:p>
+        </w:tc>
+        <w:tc>
+          <w:tcPr>
+            <w:tcW w:type="dxa" w:w="3175"/>
+            <w:shd w:val="clear" w:color="auto" w:fill="F4F7FA"/>
+          </w:tcPr>
+          <w:p>
+            <w:pPr>
+              <w:spacing w:before="8" w:after="8"/>
+            </w:pPr>
+            <w:r>
+              <w:rPr>
+                <w:rFonts w:ascii="Calibri" w:hAnsi="Calibri"/>
+                <w:b w:val="0"/>
+                <w:sz w:val="16"/>
+              </w:rPr>
+              <w:t>Heavier-than-estimated D2/D3 foundation; windows hold resources longer; contingency drawn early</w:t>
+            </w:r>
+          </w:p>
+        </w:tc>
+        <w:tc>
+          <w:tcPr>
+            <w:tcW w:type="dxa" w:w="4876"/>
+            <w:shd w:val="clear" w:color="auto" w:fill="F4F7FA"/>
+          </w:tcPr>
+          <w:p>
+            <w:pPr>
+              <w:spacing w:before="8" w:after="8"/>
+            </w:pPr>
+            <w:r>
+              <w:rPr>
+                <w:rFonts w:ascii="Calibri" w:hAnsi="Calibri"/>
+                <w:b w:val="0"/>
+                <w:sz w:val="16"/>
+              </w:rPr>
+              <w:t>Release DEC-02 funded recovery; contingency via approved CR-002; weekly EVM</w:t>
+            </w:r>
+          </w:p>
+        </w:tc>
+        <w:tc>
+          <w:tcPr>
+            <w:tcW w:type="dxa" w:w="2154"/>
+            <w:shd w:val="clear" w:color="auto" w:fill="F4F7FA"/>
+          </w:tcPr>
+          <w:p>
+            <w:pPr>
+              <w:spacing w:before="8" w:after="8"/>
+            </w:pPr>
+            <w:r>
+              <w:rPr>
+                <w:rFonts w:ascii="Calibri" w:hAnsi="Calibri"/>
+                <w:b w:val="0"/>
+                <w:sz w:val="16"/>
+              </w:rPr>
+              <w:t>CFO / Sponsor; PM / Finance</w:t>
+            </w:r>
+          </w:p>
+        </w:tc>
+      </w:tr>
+    </w:tbl>
+    <w:p>
+      <w:pPr>
+        <w:spacing w:before="100" w:after="0"/>
+      </w:pPr>
+      <w:r>
+        <w:rPr>
+          <w:rFonts w:ascii="Calibri" w:hAnsi="Calibri"/>
+          <w:b/>
+          <w:color w:val="0F2A4A"/>
+          <w:sz w:val="24"/>
+        </w:rPr>
+        <w:t>Section 4 — Schedule, Milestones &amp; Critical Path</w:t>
+      </w:r>
+    </w:p>
+    <w:p>
+      <w:pPr>
+        <w:spacing w:before="20" w:after="20"/>
+      </w:pPr>
+      <w:r>
+        <w:rPr>
+          <w:rFonts w:ascii="Calibri" w:hAnsi="Calibri"/>
+          <w:b w:val="0"/>
+          <w:color w:val="555555"/>
+          <w:sz w:val="19"/>
+        </w:rPr>
+        <w:t>~10% delay on the critical path / heavy activities (D1→D7, zero slack) extends delivery one-for-one.</w:t>
+      </w:r>
+    </w:p>
+    <w:tbl>
+      <w:tblPr>
+        <w:tblStyle w:val="TableGrid"/>
+        <w:tblW w:type="auto" w:w="0"/>
+        <w:jc w:val="center"/>
+        <w:tblLayout w:type="fixed"/>
+        <w:tblLook w:firstColumn="1" w:firstRow="1" w:lastColumn="0" w:lastRow="0" w:noHBand="0" w:noVBand="1" w:val="04A0"/>
+      </w:tblPr>
+      <w:tblGrid>
+        <w:gridCol w:w="3141"/>
+        <w:gridCol w:w="3141"/>
+        <w:gridCol w:w="3141"/>
+        <w:gridCol w:w="3141"/>
+        <w:gridCol w:w="3141"/>
+      </w:tblGrid>
+      <w:tr>
+        <w:tc>
+          <w:tcPr>
+            <w:tcW w:type="dxa" w:w="3061"/>
+            <w:shd w:val="clear" w:color="auto" w:fill="0F2A4A"/>
+          </w:tcPr>
+          <w:p>
+            <w:pPr>
+              <w:spacing w:before="8" w:after="8"/>
+            </w:pPr>
+            <w:r>
+              <w:rPr>
+                <w:rFonts w:ascii="Calibri" w:hAnsi="Calibri"/>
+                <w:b/>
+                <w:color w:val="FFFFFF"/>
+                <w:sz w:val="16"/>
               </w:rPr>
               <w:t>Milestone / deliverable</w:t>
             </w:r>
@@ -400,19 +649,19 @@
         </w:tc>
         <w:tc>
           <w:tcPr>
-            <w:tcW w:type="dxa" w:w="1247"/>
+            <w:tcW w:type="dxa" w:w="1360"/>
             <w:shd w:val="clear" w:color="auto" w:fill="0F2A4A"/>
           </w:tcPr>
           <w:p>
             <w:pPr>
-              <w:spacing w:before="10" w:after="10"/>
+              <w:spacing w:before="8" w:after="8"/>
             </w:pPr>
             <w:r>
               <w:rPr>
                 <w:rFonts w:ascii="Calibri" w:hAnsi="Calibri"/>
                 <w:b/>
                 <w:color w:val="FFFFFF"/>
-                <w:sz w:val="19"/>
+                <w:sz w:val="16"/>
               </w:rPr>
               <w:t>Baseline</w:t>
             </w:r>
@@ -425,14 +674,14 @@
           </w:tcPr>
           <w:p>
             <w:pPr>
-              <w:spacing w:before="10" w:after="10"/>
+              <w:spacing w:before="8" w:after="8"/>
             </w:pPr>
             <w:r>
               <w:rPr>
                 <w:rFonts w:ascii="Calibri" w:hAnsi="Calibri"/>
                 <w:b/>
                 <w:color w:val="FFFFFF"/>
-                <w:sz w:val="19"/>
+                <w:sz w:val="16"/>
               </w:rPr>
               <w:t>Actual / status</w:t>
             </w:r>
@@ -440,19 +689,19 @@
         </w:tc>
         <w:tc>
           <w:tcPr>
-            <w:tcW w:type="dxa" w:w="1587"/>
+            <w:tcW w:type="dxa" w:w="1644"/>
             <w:shd w:val="clear" w:color="auto" w:fill="0F2A4A"/>
           </w:tcPr>
           <w:p>
             <w:pPr>
-              <w:spacing w:before="10" w:after="10"/>
+              <w:spacing w:before="8" w:after="8"/>
             </w:pPr>
             <w:r>
               <w:rPr>
                 <w:rFonts w:ascii="Calibri" w:hAnsi="Calibri"/>
                 <w:b/>
                 <w:color w:val="FFFFFF"/>
-                <w:sz w:val="19"/>
+                <w:sz w:val="16"/>
               </w:rPr>
               <w:t>Variance</w:t>
             </w:r>
@@ -460,19 +709,19 @@
         </w:tc>
         <w:tc>
           <w:tcPr>
-            <w:tcW w:type="dxa" w:w="1474"/>
+            <w:tcW w:type="dxa" w:w="1247"/>
             <w:shd w:val="clear" w:color="auto" w:fill="0F2A4A"/>
           </w:tcPr>
           <w:p>
             <w:pPr>
-              <w:spacing w:before="10" w:after="10"/>
+              <w:spacing w:before="8" w:after="8"/>
             </w:pPr>
             <w:r>
               <w:rPr>
                 <w:rFonts w:ascii="Calibri" w:hAnsi="Calibri"/>
                 <w:b/>
                 <w:color w:val="FFFFFF"/>
-                <w:sz w:val="19"/>
+                <w:sz w:val="16"/>
               </w:rPr>
               <w:t>Status</w:t>
             </w:r>
@@ -482,17 +731,17 @@
       <w:tr>
         <w:tc>
           <w:tcPr>
-            <w:tcW w:type="dxa" w:w="2948"/>
+            <w:tcW w:type="dxa" w:w="3061"/>
           </w:tcPr>
           <w:p>
             <w:pPr>
-              <w:spacing w:before="10" w:after="10"/>
+              <w:spacing w:before="8" w:after="8"/>
             </w:pPr>
             <w:r>
               <w:rPr>
                 <w:rFonts w:ascii="Calibri" w:hAnsi="Calibri"/>
                 <w:b w:val="0"/>
-                <w:sz w:val="19"/>
+                <w:sz w:val="16"/>
               </w:rPr>
               <w:t>M0 Schedule baseline approved</w:t>
             </w:r>
@@ -500,17 +749,17 @@
         </w:tc>
         <w:tc>
           <w:tcPr>
-            <w:tcW w:type="dxa" w:w="1247"/>
+            <w:tcW w:type="dxa" w:w="1360"/>
           </w:tcPr>
           <w:p>
             <w:pPr>
-              <w:spacing w:before="10" w:after="10"/>
+              <w:spacing w:before="8" w:after="8"/>
             </w:pPr>
             <w:r>
               <w:rPr>
                 <w:rFonts w:ascii="Calibri" w:hAnsi="Calibri"/>
                 <w:b w:val="0"/>
-                <w:sz w:val="19"/>
+                <w:sz w:val="16"/>
               </w:rPr>
               <w:t>M1</w:t>
             </w:r>
@@ -522,31 +771,31 @@
           </w:tcPr>
           <w:p>
             <w:pPr>
-              <w:spacing w:before="10" w:after="10"/>
+              <w:spacing w:before="8" w:after="8"/>
             </w:pPr>
             <w:r>
               <w:rPr>
                 <w:rFonts w:ascii="Calibri" w:hAnsi="Calibri"/>
                 <w:b w:val="0"/>
-                <w:sz w:val="19"/>
+                <w:sz w:val="16"/>
               </w:rPr>
-              <w:t>Approved</w:t>
+              <w:t>Approved (baseline)</w:t>
             </w:r>
           </w:p>
         </w:tc>
         <w:tc>
           <w:tcPr>
-            <w:tcW w:type="dxa" w:w="1587"/>
+            <w:tcW w:type="dxa" w:w="1644"/>
           </w:tcPr>
           <w:p>
             <w:pPr>
-              <w:spacing w:before="10" w:after="10"/>
+              <w:spacing w:before="8" w:after="8"/>
             </w:pPr>
             <w:r>
               <w:rPr>
                 <w:rFonts w:ascii="Calibri" w:hAnsi="Calibri"/>
                 <w:b w:val="0"/>
-                <w:sz w:val="19"/>
+                <w:sz w:val="16"/>
               </w:rPr>
               <w:t>On track</w:t>
             </w:r>
@@ -554,18 +803,18 @@
         </w:tc>
         <w:tc>
           <w:tcPr>
-            <w:tcW w:type="dxa" w:w="1474"/>
+            <w:tcW w:type="dxa" w:w="1247"/>
           </w:tcPr>
           <w:p>
             <w:pPr>
-              <w:spacing w:before="10" w:after="10"/>
+              <w:spacing w:before="8" w:after="8"/>
             </w:pPr>
             <w:r>
               <w:rPr>
                 <w:rFonts w:ascii="Calibri" w:hAnsi="Calibri"/>
                 <w:b/>
                 <w:color w:val="1E7A4F"/>
-                <w:sz w:val="19"/>
+                <w:sz w:val="16"/>
               </w:rPr>
               <w:t>Green</w:t>
             </w:r>
@@ -575,20 +824,77 @@
       <w:tr>
         <w:tc>
           <w:tcPr>
-            <w:tcW w:type="dxa" w:w="2948"/>
+            <w:tcW w:type="dxa" w:w="3061"/>
             <w:shd w:val="clear" w:color="auto" w:fill="F4F7FA"/>
           </w:tcPr>
           <w:p>
             <w:pPr>
-              <w:spacing w:before="10" w:after="10"/>
+              <w:spacing w:before="8" w:after="8"/>
             </w:pPr>
             <w:r>
               <w:rPr>
                 <w:rFonts w:ascii="Calibri" w:hAnsi="Calibri"/>
                 <w:b w:val="0"/>
-                <w:sz w:val="19"/>
+                <w:sz w:val="16"/>
               </w:rPr>
               <w:t>M1 Charter &amp; funding gate</w:t>
+            </w:r>
+          </w:p>
+        </w:tc>
+        <w:tc>
+          <w:tcPr>
+            <w:tcW w:type="dxa" w:w="1360"/>
+            <w:shd w:val="clear" w:color="auto" w:fill="F4F7FA"/>
+          </w:tcPr>
+          <w:p>
+            <w:pPr>
+              <w:spacing w:before="8" w:after="8"/>
+            </w:pPr>
+            <w:r>
+              <w:rPr>
+                <w:rFonts w:ascii="Calibri" w:hAnsi="Calibri"/>
+                <w:b w:val="0"/>
+                <w:sz w:val="16"/>
+              </w:rPr>
+              <w:t>End M02</w:t>
+            </w:r>
+          </w:p>
+        </w:tc>
+        <w:tc>
+          <w:tcPr>
+            <w:tcW w:type="dxa" w:w="3742"/>
+            <w:shd w:val="clear" w:color="auto" w:fill="F4F7FA"/>
+          </w:tcPr>
+          <w:p>
+            <w:pPr>
+              <w:spacing w:before="8" w:after="8"/>
+            </w:pPr>
+            <w:r>
+              <w:rPr>
+                <w:rFonts w:ascii="Calibri" w:hAnsi="Calibri"/>
+                <w:b w:val="0"/>
+                <w:sz w:val="16"/>
+              </w:rPr>
+              <w:t>Approved; funding release open (DEC-02)</w:t>
+            </w:r>
+          </w:p>
+        </w:tc>
+        <w:tc>
+          <w:tcPr>
+            <w:tcW w:type="dxa" w:w="1644"/>
+            <w:shd w:val="clear" w:color="auto" w:fill="F4F7FA"/>
+          </w:tcPr>
+          <w:p>
+            <w:pPr>
+              <w:spacing w:before="8" w:after="8"/>
+            </w:pPr>
+            <w:r>
+              <w:rPr>
+                <w:rFonts w:ascii="Calibri" w:hAnsi="Calibri"/>
+                <w:b w:val="0"/>
+                <w:sz w:val="16"/>
+              </w:rPr>
+              <w:t>0</w:t>
             </w:r>
           </w:p>
         </w:tc>
@@ -599,15 +905,149 @@
           </w:tcPr>
           <w:p>
             <w:pPr>
-              <w:spacing w:before="10" w:after="10"/>
+              <w:spacing w:before="8" w:after="8"/>
+            </w:pPr>
+            <w:r>
+              <w:rPr>
+                <w:rFonts w:ascii="Calibri" w:hAnsi="Calibri"/>
+                <w:b/>
+                <w:color w:val="1E7A4F"/>
+                <w:sz w:val="16"/>
+              </w:rPr>
+              <w:t>Green</w:t>
+            </w:r>
+          </w:p>
+        </w:tc>
+      </w:tr>
+      <w:tr>
+        <w:tc>
+          <w:tcPr>
+            <w:tcW w:type="dxa" w:w="3061"/>
+          </w:tcPr>
+          <w:p>
+            <w:pPr>
+              <w:spacing w:before="8" w:after="8"/>
             </w:pPr>
             <w:r>
               <w:rPr>
                 <w:rFonts w:ascii="Calibri" w:hAnsi="Calibri"/>
                 <w:b w:val="0"/>
-                <w:sz w:val="19"/>
+                <w:sz w:val="16"/>
               </w:rPr>
-              <w:t>M02</w:t>
+              <w:t>M2 Foundation accepted (D2)</w:t>
+            </w:r>
+          </w:p>
+        </w:tc>
+        <w:tc>
+          <w:tcPr>
+            <w:tcW w:type="dxa" w:w="1360"/>
+          </w:tcPr>
+          <w:p>
+            <w:pPr>
+              <w:spacing w:before="8" w:after="8"/>
+            </w:pPr>
+            <w:r>
+              <w:rPr>
+                <w:rFonts w:ascii="Calibri" w:hAnsi="Calibri"/>
+                <w:b w:val="0"/>
+                <w:sz w:val="16"/>
+              </w:rPr>
+              <w:t>End M04</w:t>
+            </w:r>
+          </w:p>
+        </w:tc>
+        <w:tc>
+          <w:tcPr>
+            <w:tcW w:type="dxa" w:w="3742"/>
+          </w:tcPr>
+          <w:p>
+            <w:pPr>
+              <w:spacing w:before="8" w:after="8"/>
+            </w:pPr>
+            <w:r>
+              <w:rPr>
+                <w:rFonts w:ascii="Calibri" w:hAnsi="Calibri"/>
+                <w:b w:val="0"/>
+                <w:sz w:val="16"/>
+              </w:rPr>
+              <w:t>Partially complete; data/vendor ready open</w:t>
+            </w:r>
+          </w:p>
+        </w:tc>
+        <w:tc>
+          <w:tcPr>
+            <w:tcW w:type="dxa" w:w="1644"/>
+          </w:tcPr>
+          <w:p>
+            <w:pPr>
+              <w:spacing w:before="8" w:after="8"/>
+            </w:pPr>
+            <w:r>
+              <w:rPr>
+                <w:rFonts w:ascii="Calibri" w:hAnsi="Calibri"/>
+                <w:b w:val="0"/>
+                <w:sz w:val="16"/>
+              </w:rPr>
+              <w:t>~2 mo late</w:t>
+            </w:r>
+          </w:p>
+        </w:tc>
+        <w:tc>
+          <w:tcPr>
+            <w:tcW w:type="dxa" w:w="1247"/>
+          </w:tcPr>
+          <w:p>
+            <w:pPr>
+              <w:spacing w:before="8" w:after="8"/>
+            </w:pPr>
+            <w:r>
+              <w:rPr>
+                <w:rFonts w:ascii="Calibri" w:hAnsi="Calibri"/>
+                <w:b/>
+                <w:color w:val="C0392B"/>
+                <w:sz w:val="16"/>
+              </w:rPr>
+              <w:t>RED</w:t>
+            </w:r>
+          </w:p>
+        </w:tc>
+      </w:tr>
+      <w:tr>
+        <w:tc>
+          <w:tcPr>
+            <w:tcW w:type="dxa" w:w="3061"/>
+            <w:shd w:val="clear" w:color="auto" w:fill="F4F7FA"/>
+          </w:tcPr>
+          <w:p>
+            <w:pPr>
+              <w:spacing w:before="8" w:after="8"/>
+            </w:pPr>
+            <w:r>
+              <w:rPr>
+                <w:rFonts w:ascii="Calibri" w:hAnsi="Calibri"/>
+                <w:b w:val="0"/>
+                <w:sz w:val="16"/>
+              </w:rPr>
+              <w:t>M3 Copilot pilot live (D3)</w:t>
+            </w:r>
+          </w:p>
+        </w:tc>
+        <w:tc>
+          <w:tcPr>
+            <w:tcW w:type="dxa" w:w="1360"/>
+            <w:shd w:val="clear" w:color="auto" w:fill="F4F7FA"/>
+          </w:tcPr>
+          <w:p>
+            <w:pPr>
+              <w:spacing w:before="8" w:after="8"/>
+            </w:pPr>
+            <w:r>
+              <w:rPr>
+                <w:rFonts w:ascii="Calibri" w:hAnsi="Calibri"/>
+                <w:b w:val="0"/>
+                <w:sz w:val="16"/>
+              </w:rPr>
+              <w:t>End M07</w:t>
             </w:r>
           </w:p>
         </w:tc>
@@ -618,168 +1058,34 @@
           </w:tcPr>
           <w:p>
             <w:pPr>
-              <w:spacing w:before="10" w:after="10"/>
+              <w:spacing w:before="8" w:after="8"/>
             </w:pPr>
             <w:r>
               <w:rPr>
                 <w:rFonts w:ascii="Calibri" w:hAnsi="Calibri"/>
                 <w:b w:val="0"/>
-                <w:sz w:val="19"/>
+                <w:sz w:val="16"/>
               </w:rPr>
-              <w:t>Approved; funding release open</w:t>
+              <w:t>Slipping — heavy activity</w:t>
             </w:r>
           </w:p>
         </w:tc>
         <w:tc>
           <w:tcPr>
-            <w:tcW w:type="dxa" w:w="1587"/>
+            <w:tcW w:type="dxa" w:w="1644"/>
             <w:shd w:val="clear" w:color="auto" w:fill="F4F7FA"/>
           </w:tcPr>
           <w:p>
             <w:pPr>
-              <w:spacing w:before="10" w:after="10"/>
+              <w:spacing w:before="8" w:after="8"/>
             </w:pPr>
             <w:r>
               <w:rPr>
                 <w:rFonts w:ascii="Calibri" w:hAnsi="Calibri"/>
                 <w:b w:val="0"/>
-                <w:sz w:val="19"/>
+                <w:sz w:val="16"/>
               </w:rPr>
-              <w:t>0</w:t>
-            </w:r>
-          </w:p>
-        </w:tc>
-        <w:tc>
-          <w:tcPr>
-            <w:tcW w:type="dxa" w:w="1474"/>
-            <w:shd w:val="clear" w:color="auto" w:fill="F4F7FA"/>
-          </w:tcPr>
-          <w:p>
-            <w:pPr>
-              <w:spacing w:before="10" w:after="10"/>
-            </w:pPr>
-            <w:r>
-              <w:rPr>
-                <w:rFonts w:ascii="Calibri" w:hAnsi="Calibri"/>
-                <w:b/>
-                <w:color w:val="1E7A4F"/>
-                <w:sz w:val="19"/>
-              </w:rPr>
-              <w:t>Green</w:t>
-            </w:r>
-          </w:p>
-        </w:tc>
-      </w:tr>
-      <w:tr>
-        <w:tc>
-          <w:tcPr>
-            <w:tcW w:type="dxa" w:w="2948"/>
-          </w:tcPr>
-          <w:p>
-            <w:pPr>
-              <w:spacing w:before="10" w:after="10"/>
-            </w:pPr>
-            <w:r>
-              <w:rPr>
-                <w:rFonts w:ascii="Calibri" w:hAnsi="Calibri"/>
-                <w:b w:val="0"/>
-                <w:sz w:val="19"/>
-              </w:rPr>
-              <w:t>M2 Foundation accepted (D2)</w:t>
-            </w:r>
-          </w:p>
-        </w:tc>
-        <w:tc>
-          <w:tcPr>
-            <w:tcW w:type="dxa" w:w="1247"/>
-          </w:tcPr>
-          <w:p>
-            <w:pPr>
-              <w:spacing w:before="10" w:after="10"/>
-            </w:pPr>
-            <w:r>
-              <w:rPr>
-                <w:rFonts w:ascii="Calibri" w:hAnsi="Calibri"/>
-                <w:b w:val="0"/>
-                <w:sz w:val="19"/>
-              </w:rPr>
-              <w:t>M04</w:t>
-            </w:r>
-          </w:p>
-        </w:tc>
-        <w:tc>
-          <w:tcPr>
-            <w:tcW w:type="dxa" w:w="3742"/>
-          </w:tcPr>
-          <w:p>
-            <w:pPr>
-              <w:spacing w:before="10" w:after="10"/>
-            </w:pPr>
-            <w:r>
-              <w:rPr>
-                <w:rFonts w:ascii="Calibri" w:hAnsi="Calibri"/>
-                <w:b w:val="0"/>
-                <w:sz w:val="19"/>
-              </w:rPr>
-              <w:t>Partially complete; data/vendor open</w:t>
-            </w:r>
-          </w:p>
-        </w:tc>
-        <w:tc>
-          <w:tcPr>
-            <w:tcW w:type="dxa" w:w="1587"/>
-          </w:tcPr>
-          <w:p>
-            <w:pPr>
-              <w:spacing w:before="10" w:after="10"/>
-            </w:pPr>
-            <w:r>
-              <w:rPr>
-                <w:rFonts w:ascii="Calibri" w:hAnsi="Calibri"/>
-                <w:b w:val="0"/>
-                <w:sz w:val="19"/>
-              </w:rPr>
-              <w:t>~2 mo late</w:t>
-            </w:r>
-          </w:p>
-        </w:tc>
-        <w:tc>
-          <w:tcPr>
-            <w:tcW w:type="dxa" w:w="1474"/>
-          </w:tcPr>
-          <w:p>
-            <w:pPr>
-              <w:spacing w:before="10" w:after="10"/>
-            </w:pPr>
-            <w:r>
-              <w:rPr>
-                <w:rFonts w:ascii="Calibri" w:hAnsi="Calibri"/>
-                <w:b/>
-                <w:color w:val="C0392B"/>
-                <w:sz w:val="19"/>
-              </w:rPr>
-              <w:t>RED</w:t>
-            </w:r>
-          </w:p>
-        </w:tc>
-      </w:tr>
-      <w:tr>
-        <w:tc>
-          <w:tcPr>
-            <w:tcW w:type="dxa" w:w="2948"/>
-            <w:shd w:val="clear" w:color="auto" w:fill="F4F7FA"/>
-          </w:tcPr>
-          <w:p>
-            <w:pPr>
-              <w:spacing w:before="10" w:after="10"/>
-            </w:pPr>
-            <w:r>
-              <w:rPr>
-                <w:rFonts w:ascii="Calibri" w:hAnsi="Calibri"/>
-                <w:b w:val="0"/>
-                <w:sz w:val="19"/>
-              </w:rPr>
-              <w:t>M3 Copilot pilot live (D3)</w:t>
+              <w:t>~2–3 mo late</w:t>
             </w:r>
           </w:p>
         </w:tc>
@@ -790,71 +1096,14 @@
           </w:tcPr>
           <w:p>
             <w:pPr>
-              <w:spacing w:before="10" w:after="10"/>
-            </w:pPr>
-            <w:r>
-              <w:rPr>
-                <w:rFonts w:ascii="Calibri" w:hAnsi="Calibri"/>
-                <w:b w:val="0"/>
-                <w:sz w:val="19"/>
-              </w:rPr>
-              <w:t>M07</w:t>
-            </w:r>
-          </w:p>
-        </w:tc>
-        <w:tc>
-          <w:tcPr>
-            <w:tcW w:type="dxa" w:w="3742"/>
-            <w:shd w:val="clear" w:color="auto" w:fill="F4F7FA"/>
-          </w:tcPr>
-          <w:p>
-            <w:pPr>
-              <w:spacing w:before="10" w:after="10"/>
-            </w:pPr>
-            <w:r>
-              <w:rPr>
-                <w:rFonts w:ascii="Calibri" w:hAnsi="Calibri"/>
-                <w:b w:val="0"/>
-                <w:sz w:val="19"/>
-              </w:rPr>
-              <w:t>Slipping (heavy activity)</w:t>
-            </w:r>
-          </w:p>
-        </w:tc>
-        <w:tc>
-          <w:tcPr>
-            <w:tcW w:type="dxa" w:w="1587"/>
-            <w:shd w:val="clear" w:color="auto" w:fill="F4F7FA"/>
-          </w:tcPr>
-          <w:p>
-            <w:pPr>
-              <w:spacing w:before="10" w:after="10"/>
-            </w:pPr>
-            <w:r>
-              <w:rPr>
-                <w:rFonts w:ascii="Calibri" w:hAnsi="Calibri"/>
-                <w:b w:val="0"/>
-                <w:sz w:val="19"/>
-              </w:rPr>
-              <w:t>~2–3 mo late</w:t>
-            </w:r>
-          </w:p>
-        </w:tc>
-        <w:tc>
-          <w:tcPr>
-            <w:tcW w:type="dxa" w:w="1474"/>
-            <w:shd w:val="clear" w:color="auto" w:fill="F4F7FA"/>
-          </w:tcPr>
-          <w:p>
-            <w:pPr>
-              <w:spacing w:before="10" w:after="10"/>
+              <w:spacing w:before="8" w:after="8"/>
             </w:pPr>
             <w:r>
               <w:rPr>
                 <w:rFonts w:ascii="Calibri" w:hAnsi="Calibri"/>
                 <w:b/>
                 <w:color w:val="C0392B"/>
-                <w:sz w:val="19"/>
+                <w:sz w:val="16"/>
               </w:rPr>
               <w:t>RED</w:t>
             </w:r>
@@ -864,19 +1113,73 @@
       <w:tr>
         <w:tc>
           <w:tcPr>
-            <w:tcW w:type="dxa" w:w="2948"/>
+            <w:tcW w:type="dxa" w:w="3061"/>
           </w:tcPr>
           <w:p>
             <w:pPr>
-              <w:spacing w:before="10" w:after="10"/>
+              <w:spacing w:before="8" w:after="8"/>
             </w:pPr>
             <w:r>
               <w:rPr>
                 <w:rFonts w:ascii="Calibri" w:hAnsi="Calibri"/>
                 <w:b w:val="0"/>
-                <w:sz w:val="19"/>
+                <w:sz w:val="16"/>
               </w:rPr>
-              <w:t>M4 Customer assistant (D4)</w:t>
+              <w:t>M4 Customer assistant pilot (D4)</w:t>
+            </w:r>
+          </w:p>
+        </w:tc>
+        <w:tc>
+          <w:tcPr>
+            <w:tcW w:type="dxa" w:w="1360"/>
+          </w:tcPr>
+          <w:p>
+            <w:pPr>
+              <w:spacing w:before="8" w:after="8"/>
+            </w:pPr>
+            <w:r>
+              <w:rPr>
+                <w:rFonts w:ascii="Calibri" w:hAnsi="Calibri"/>
+                <w:b w:val="0"/>
+                <w:sz w:val="16"/>
+              </w:rPr>
+              <w:t>End M11</w:t>
+            </w:r>
+          </w:p>
+        </w:tc>
+        <w:tc>
+          <w:tcPr>
+            <w:tcW w:type="dxa" w:w="3742"/>
+          </w:tcPr>
+          <w:p>
+            <w:pPr>
+              <w:spacing w:before="8" w:after="8"/>
+            </w:pPr>
+            <w:r>
+              <w:rPr>
+                <w:rFonts w:ascii="Calibri" w:hAnsi="Calibri"/>
+                <w:b w:val="0"/>
+                <w:sz w:val="16"/>
+              </w:rPr>
+              <w:t>At risk of slipping with D3</w:t>
+            </w:r>
+          </w:p>
+        </w:tc>
+        <w:tc>
+          <w:tcPr>
+            <w:tcW w:type="dxa" w:w="1644"/>
+          </w:tcPr>
+          <w:p>
+            <w:pPr>
+              <w:spacing w:before="8" w:after="8"/>
+            </w:pPr>
+            <w:r>
+              <w:rPr>
+                <w:rFonts w:ascii="Calibri" w:hAnsi="Calibri"/>
+                <w:b w:val="0"/>
+                <w:sz w:val="16"/>
+              </w:rPr>
+              <w:t>Attributable</w:t>
             </w:r>
           </w:p>
         </w:tc>
@@ -886,68 +1189,14 @@
           </w:tcPr>
           <w:p>
             <w:pPr>
-              <w:spacing w:before="10" w:after="10"/>
-            </w:pPr>
-            <w:r>
-              <w:rPr>
-                <w:rFonts w:ascii="Calibri" w:hAnsi="Calibri"/>
-                <w:b w:val="0"/>
-                <w:sz w:val="19"/>
-              </w:rPr>
-              <w:t>M11</w:t>
-            </w:r>
-          </w:p>
-        </w:tc>
-        <w:tc>
-          <w:tcPr>
-            <w:tcW w:type="dxa" w:w="3742"/>
-          </w:tcPr>
-          <w:p>
-            <w:pPr>
-              <w:spacing w:before="10" w:after="10"/>
-            </w:pPr>
-            <w:r>
-              <w:rPr>
-                <w:rFonts w:ascii="Calibri" w:hAnsi="Calibri"/>
-                <w:b w:val="0"/>
-                <w:sz w:val="19"/>
-              </w:rPr>
-              <w:t>At risk with D3</w:t>
-            </w:r>
-          </w:p>
-        </w:tc>
-        <w:tc>
-          <w:tcPr>
-            <w:tcW w:type="dxa" w:w="1587"/>
-          </w:tcPr>
-          <w:p>
-            <w:pPr>
-              <w:spacing w:before="10" w:after="10"/>
-            </w:pPr>
-            <w:r>
-              <w:rPr>
-                <w:rFonts w:ascii="Calibri" w:hAnsi="Calibri"/>
-                <w:b w:val="0"/>
-                <w:sz w:val="19"/>
-              </w:rPr>
-              <w:t>Attributable</w:t>
-            </w:r>
-          </w:p>
-        </w:tc>
-        <w:tc>
-          <w:tcPr>
-            <w:tcW w:type="dxa" w:w="1474"/>
-          </w:tcPr>
-          <w:p>
-            <w:pPr>
-              <w:spacing w:before="10" w:after="10"/>
+              <w:spacing w:before="8" w:after="8"/>
             </w:pPr>
             <w:r>
               <w:rPr>
                 <w:rFonts w:ascii="Calibri" w:hAnsi="Calibri"/>
                 <w:b/>
                 <w:color w:val="B8860B"/>
-                <w:sz w:val="19"/>
+                <w:sz w:val="16"/>
               </w:rPr>
               <w:t>AMBER</w:t>
             </w:r>
@@ -955,512 +1204,58 @@
         </w:tc>
       </w:tr>
     </w:tbl>
-    <w:tbl>
-      <w:tblPr>
-        <w:tblStyle w:val="TableGrid"/>
-        <w:tblW w:type="auto" w:w="0"/>
-        <w:jc w:val="center"/>
-        <w:tblLayout w:type="fixed"/>
-        <w:tblLook w:firstColumn="1" w:firstRow="1" w:lastColumn="0" w:lastRow="0" w:noHBand="0" w:noVBand="1" w:val="04A0"/>
-      </w:tblPr>
-      <w:tblGrid>
-        <w:gridCol w:w="3849"/>
-        <w:gridCol w:w="3849"/>
-        <w:gridCol w:w="3849"/>
-        <w:gridCol w:w="3849"/>
-      </w:tblGrid>
-      <w:tr>
-        <w:tc>
-          <w:tcPr>
-            <w:tcW w:type="dxa" w:w="3402"/>
-            <w:shd w:val="clear" w:color="auto" w:fill="0F2A4A"/>
-          </w:tcPr>
-          <w:p>
-            <w:pPr>
-              <w:spacing w:before="10" w:after="10"/>
-            </w:pPr>
-            <w:r>
-              <w:rPr>
-                <w:rFonts w:ascii="Calibri" w:hAnsi="Calibri"/>
-                <w:b/>
-                <w:color w:val="FFFFFF"/>
-                <w:sz w:val="19"/>
-              </w:rPr>
-              <w:t>Measure</w:t>
-            </w:r>
-          </w:p>
-        </w:tc>
-        <w:tc>
-          <w:tcPr>
-            <w:tcW w:type="dxa" w:w="2608"/>
-            <w:shd w:val="clear" w:color="auto" w:fill="0F2A4A"/>
-          </w:tcPr>
-          <w:p>
-            <w:pPr>
-              <w:spacing w:before="10" w:after="10"/>
-            </w:pPr>
-            <w:r>
-              <w:rPr>
-                <w:rFonts w:ascii="Calibri" w:hAnsi="Calibri"/>
-                <w:b/>
-                <w:color w:val="FFFFFF"/>
-                <w:sz w:val="19"/>
-              </w:rPr>
-              <w:t>Value</w:t>
-            </w:r>
-          </w:p>
-        </w:tc>
-        <w:tc>
-          <w:tcPr>
-            <w:tcW w:type="dxa" w:w="4536"/>
-            <w:shd w:val="clear" w:color="auto" w:fill="0F2A4A"/>
-          </w:tcPr>
-          <w:p>
-            <w:pPr>
-              <w:spacing w:before="10" w:after="10"/>
-            </w:pPr>
-            <w:r>
-              <w:rPr>
-                <w:rFonts w:ascii="Calibri" w:hAnsi="Calibri"/>
-                <w:b/>
-                <w:color w:val="FFFFFF"/>
-                <w:sz w:val="19"/>
-              </w:rPr>
-              <w:t>Variance (numbers)</w:t>
-            </w:r>
-          </w:p>
-        </w:tc>
-        <w:tc>
-          <w:tcPr>
-            <w:tcW w:type="dxa" w:w="3061"/>
-            <w:shd w:val="clear" w:color="auto" w:fill="0F2A4A"/>
-          </w:tcPr>
-          <w:p>
-            <w:pPr>
-              <w:spacing w:before="10" w:after="10"/>
-            </w:pPr>
-            <w:r>
-              <w:rPr>
-                <w:rFonts w:ascii="Calibri" w:hAnsi="Calibri"/>
-                <w:b/>
-                <w:color w:val="FFFFFF"/>
-                <w:sz w:val="19"/>
-              </w:rPr>
-              <w:t>Status</w:t>
-            </w:r>
-          </w:p>
-        </w:tc>
-      </w:tr>
-      <w:tr>
-        <w:tc>
-          <w:tcPr>
-            <w:tcW w:type="dxa" w:w="3402"/>
-          </w:tcPr>
-          <w:p>
-            <w:pPr>
-              <w:spacing w:before="10" w:after="10"/>
-            </w:pPr>
-            <w:r>
-              <w:rPr>
-                <w:rFonts w:ascii="Calibri" w:hAnsi="Calibri"/>
-                <w:b w:val="0"/>
-                <w:sz w:val="19"/>
-              </w:rPr>
-              <w:t>Elapsed</w:t>
-            </w:r>
-          </w:p>
-        </w:tc>
-        <w:tc>
-          <w:tcPr>
-            <w:tcW w:type="dxa" w:w="2608"/>
-          </w:tcPr>
-          <w:p>
-            <w:pPr>
-              <w:spacing w:before="10" w:after="10"/>
-            </w:pPr>
-            <w:r>
-              <w:rPr>
-                <w:rFonts w:ascii="Calibri" w:hAnsi="Calibri"/>
-                <w:b w:val="0"/>
-                <w:sz w:val="19"/>
-              </w:rPr>
-              <w:t>≈ Month 10 (40%)</w:t>
-            </w:r>
-          </w:p>
-        </w:tc>
-        <w:tc>
-          <w:tcPr>
-            <w:tcW w:type="dxa" w:w="4536"/>
-          </w:tcPr>
-          <w:p>
-            <w:pPr>
-              <w:spacing w:before="10" w:after="10"/>
-            </w:pPr>
-            <w:r>
-              <w:rPr>
-                <w:rFonts w:ascii="Calibri" w:hAnsi="Calibri"/>
-                <w:b w:val="0"/>
-                <w:sz w:val="19"/>
-              </w:rPr>
-              <w:t>40% elapsed vs 24-month</w:t>
-            </w:r>
-          </w:p>
-        </w:tc>
-        <w:tc>
-          <w:tcPr>
-            <w:tcW w:type="dxa" w:w="3061"/>
-          </w:tcPr>
-          <w:p>
-            <w:pPr>
-              <w:spacing w:before="10" w:after="10"/>
-            </w:pPr>
-            <w:r>
-              <w:rPr>
-                <w:rFonts w:ascii="Calibri" w:hAnsi="Calibri"/>
-                <w:b/>
-                <w:color w:val="1E7A4F"/>
-                <w:sz w:val="19"/>
-              </w:rPr>
-              <w:t>Green</w:t>
-            </w:r>
-          </w:p>
-        </w:tc>
-      </w:tr>
-      <w:tr>
-        <w:tc>
-          <w:tcPr>
-            <w:tcW w:type="dxa" w:w="3402"/>
-            <w:shd w:val="clear" w:color="auto" w:fill="F4F7FA"/>
-          </w:tcPr>
-          <w:p>
-            <w:pPr>
-              <w:spacing w:before="10" w:after="10"/>
-            </w:pPr>
-            <w:r>
-              <w:rPr>
-                <w:rFonts w:ascii="Calibri" w:hAnsi="Calibri"/>
-                <w:b w:val="0"/>
-                <w:sz w:val="19"/>
-              </w:rPr>
-              <w:t>Planned Value (PV)</w:t>
-            </w:r>
-          </w:p>
-        </w:tc>
-        <w:tc>
-          <w:tcPr>
-            <w:tcW w:type="dxa" w:w="2608"/>
-            <w:shd w:val="clear" w:color="auto" w:fill="F4F7FA"/>
-          </w:tcPr>
-          <w:p>
-            <w:pPr>
-              <w:spacing w:before="10" w:after="10"/>
-            </w:pPr>
-            <w:r>
-              <w:rPr>
-                <w:rFonts w:ascii="Calibri" w:hAnsi="Calibri"/>
-                <w:b w:val="0"/>
-                <w:sz w:val="19"/>
-              </w:rPr>
-              <w:t>≈ 50% by Month 10</w:t>
-            </w:r>
-          </w:p>
-        </w:tc>
-        <w:tc>
-          <w:tcPr>
-            <w:tcW w:type="dxa" w:w="4536"/>
-            <w:shd w:val="clear" w:color="auto" w:fill="F4F7FA"/>
-          </w:tcPr>
-          <w:p>
-            <w:pPr>
-              <w:spacing w:before="10" w:after="10"/>
-            </w:pPr>
-            <w:r>
-              <w:rPr>
-                <w:rFonts w:ascii="Calibri" w:hAnsi="Calibri"/>
-                <w:b w:val="0"/>
-                <w:sz w:val="19"/>
-              </w:rPr>
-              <w:t>front-loaded critical-path baseline</w:t>
-            </w:r>
-          </w:p>
-        </w:tc>
-        <w:tc>
-          <w:tcPr>
-            <w:tcW w:type="dxa" w:w="3061"/>
-            <w:shd w:val="clear" w:color="auto" w:fill="F4F7FA"/>
-          </w:tcPr>
-          <w:p>
-            <w:pPr>
-              <w:spacing w:before="10" w:after="10"/>
-            </w:pPr>
-            <w:r>
-              <w:rPr>
-                <w:rFonts w:ascii="Calibri" w:hAnsi="Calibri"/>
-                <w:b/>
-                <w:color w:val="1E7A4F"/>
-                <w:sz w:val="19"/>
-              </w:rPr>
-              <w:t>Green</w:t>
-            </w:r>
-          </w:p>
-        </w:tc>
-      </w:tr>
-      <w:tr>
-        <w:tc>
-          <w:tcPr>
-            <w:tcW w:type="dxa" w:w="3402"/>
-          </w:tcPr>
-          <w:p>
-            <w:pPr>
-              <w:spacing w:before="10" w:after="10"/>
-            </w:pPr>
-            <w:r>
-              <w:rPr>
-                <w:rFonts w:ascii="Calibri" w:hAnsi="Calibri"/>
-                <w:b w:val="0"/>
-                <w:sz w:val="19"/>
-              </w:rPr>
-              <w:t>Earned Value (EV)</w:t>
-            </w:r>
-          </w:p>
-        </w:tc>
-        <w:tc>
-          <w:tcPr>
-            <w:tcW w:type="dxa" w:w="2608"/>
-          </w:tcPr>
-          <w:p>
-            <w:pPr>
-              <w:spacing w:before="10" w:after="10"/>
-            </w:pPr>
-            <w:r>
-              <w:rPr>
-                <w:rFonts w:ascii="Calibri" w:hAnsi="Calibri"/>
-                <w:b w:val="0"/>
-                <w:sz w:val="19"/>
-              </w:rPr>
-              <w:t>40% complete</w:t>
-            </w:r>
-          </w:p>
-        </w:tc>
-        <w:tc>
-          <w:tcPr>
-            <w:tcW w:type="dxa" w:w="4536"/>
-          </w:tcPr>
-          <w:p>
-            <w:pPr>
-              <w:spacing w:before="10" w:after="10"/>
-            </w:pPr>
-            <w:r>
-              <w:rPr>
-                <w:rFonts w:ascii="Calibri" w:hAnsi="Calibri"/>
-                <w:b w:val="0"/>
-                <w:sz w:val="19"/>
-              </w:rPr>
-              <w:t>SV = −10% (behind plan)</w:t>
-            </w:r>
-          </w:p>
-        </w:tc>
-        <w:tc>
-          <w:tcPr>
-            <w:tcW w:type="dxa" w:w="3061"/>
-          </w:tcPr>
-          <w:p>
-            <w:pPr>
-              <w:spacing w:before="10" w:after="10"/>
-            </w:pPr>
-            <w:r>
-              <w:rPr>
-                <w:rFonts w:ascii="Calibri" w:hAnsi="Calibri"/>
-                <w:b/>
-                <w:color w:val="C0392B"/>
-                <w:sz w:val="19"/>
-              </w:rPr>
-              <w:t>RED</w:t>
-            </w:r>
-          </w:p>
-        </w:tc>
-      </w:tr>
-      <w:tr>
-        <w:tc>
-          <w:tcPr>
-            <w:tcW w:type="dxa" w:w="3402"/>
-            <w:shd w:val="clear" w:color="auto" w:fill="F4F7FA"/>
-          </w:tcPr>
-          <w:p>
-            <w:pPr>
-              <w:spacing w:before="10" w:after="10"/>
-            </w:pPr>
-            <w:r>
-              <w:rPr>
-                <w:rFonts w:ascii="Calibri" w:hAnsi="Calibri"/>
-                <w:b w:val="0"/>
-                <w:sz w:val="19"/>
-              </w:rPr>
-              <w:t>Schedule Performance Index (SPI)</w:t>
-            </w:r>
-          </w:p>
-        </w:tc>
-        <w:tc>
-          <w:tcPr>
-            <w:tcW w:type="dxa" w:w="2608"/>
-            <w:shd w:val="clear" w:color="auto" w:fill="F4F7FA"/>
-          </w:tcPr>
-          <w:p>
-            <w:pPr>
-              <w:spacing w:before="10" w:after="10"/>
-            </w:pPr>
-            <w:r>
-              <w:rPr>
-                <w:rFonts w:ascii="Calibri" w:hAnsi="Calibri"/>
-                <w:b w:val="0"/>
-                <w:sz w:val="19"/>
-              </w:rPr>
-              <w:t>≈ 0.80</w:t>
-            </w:r>
-          </w:p>
-        </w:tc>
-        <w:tc>
-          <w:tcPr>
-            <w:tcW w:type="dxa" w:w="4536"/>
-            <w:shd w:val="clear" w:color="auto" w:fill="F4F7FA"/>
-          </w:tcPr>
-          <w:p>
-            <w:pPr>
-              <w:spacing w:before="10" w:after="10"/>
-            </w:pPr>
-            <w:r>
-              <w:rPr>
-                <w:rFonts w:ascii="Calibri" w:hAnsi="Calibri"/>
-                <w:b w:val="0"/>
-                <w:sz w:val="19"/>
-              </w:rPr>
-              <w:t>−20% against plan</w:t>
-            </w:r>
-          </w:p>
-        </w:tc>
-        <w:tc>
-          <w:tcPr>
-            <w:tcW w:type="dxa" w:w="3061"/>
-            <w:shd w:val="clear" w:color="auto" w:fill="F4F7FA"/>
-          </w:tcPr>
-          <w:p>
-            <w:pPr>
-              <w:spacing w:before="10" w:after="10"/>
-            </w:pPr>
-            <w:r>
-              <w:rPr>
-                <w:rFonts w:ascii="Calibri" w:hAnsi="Calibri"/>
-                <w:b/>
-                <w:color w:val="C0392B"/>
-                <w:sz w:val="19"/>
-              </w:rPr>
-              <w:t>RED</w:t>
-            </w:r>
-          </w:p>
-        </w:tc>
-      </w:tr>
-      <w:tr>
-        <w:tc>
-          <w:tcPr>
-            <w:tcW w:type="dxa" w:w="3402"/>
-          </w:tcPr>
-          <w:p>
-            <w:pPr>
-              <w:spacing w:before="10" w:after="10"/>
-            </w:pPr>
-            <w:r>
-              <w:rPr>
-                <w:rFonts w:ascii="Calibri" w:hAnsi="Calibri"/>
-                <w:b w:val="0"/>
-                <w:sz w:val="19"/>
-              </w:rPr>
-              <w:t>Critical-path status</w:t>
-            </w:r>
-          </w:p>
-        </w:tc>
-        <w:tc>
-          <w:tcPr>
-            <w:tcW w:type="dxa" w:w="2608"/>
-          </w:tcPr>
-          <w:p>
-            <w:pPr>
-              <w:spacing w:before="10" w:after="10"/>
-            </w:pPr>
-            <w:r>
-              <w:rPr>
-                <w:rFonts w:ascii="Calibri" w:hAnsi="Calibri"/>
-                <w:b w:val="0"/>
-                <w:sz w:val="19"/>
-              </w:rPr>
-              <w:t>D1/D2 partial, D3 slipping</w:t>
-            </w:r>
-          </w:p>
-        </w:tc>
-        <w:tc>
-          <w:tcPr>
-            <w:tcW w:type="dxa" w:w="4536"/>
-          </w:tcPr>
-          <w:p>
-            <w:pPr>
-              <w:spacing w:before="10" w:after="10"/>
-            </w:pPr>
-            <w:r>
-              <w:rPr>
-                <w:rFonts w:ascii="Calibri" w:hAnsi="Calibri"/>
-                <w:b w:val="0"/>
-                <w:sz w:val="19"/>
-              </w:rPr>
-              <w:t>~10% slip on heavy activities</w:t>
-            </w:r>
-          </w:p>
-        </w:tc>
-        <w:tc>
-          <w:tcPr>
-            <w:tcW w:type="dxa" w:w="3061"/>
-          </w:tcPr>
-          <w:p>
-            <w:pPr>
-              <w:spacing w:before="10" w:after="10"/>
-            </w:pPr>
-            <w:r>
-              <w:rPr>
-                <w:rFonts w:ascii="Calibri" w:hAnsi="Calibri"/>
-                <w:b/>
-                <w:color w:val="C0392B"/>
-                <w:sz w:val="19"/>
-              </w:rPr>
-              <w:t>RED</w:t>
-            </w:r>
-          </w:p>
-        </w:tc>
-      </w:tr>
-    </w:tbl>
     <w:p>
       <w:pPr>
-        <w:spacing w:before="160" w:after="0"/>
+        <w:spacing w:before="0" w:after="20"/>
+      </w:pPr>
+      <w:r>
+        <w:rPr>
+          <w:rFonts w:ascii="Calibri" w:hAnsi="Calibri"/>
+          <w:b w:val="0"/>
+          <w:sz w:val="19"/>
+        </w:rPr>
+        <w:t>Root cause (Planned vs Actual): late start to foundation D2 — data/build integration and vendor readiness opened after the D2 window — and single-threaded D3 with no parallelism, so each D2 slip flows one-for-one to D3.</w:t>
+      </w:r>
+    </w:p>
+    <w:p>
+      <w:pPr>
+        <w:spacing w:before="0" w:after="20"/>
+      </w:pPr>
+      <w:r>
+        <w:rPr>
+          <w:rFonts w:ascii="Calibri" w:hAnsi="Calibri"/>
+          <w:b w:val="0"/>
+          <w:sz w:val="19"/>
+        </w:rPr>
+        <w:t>Recovery: crash the critical path (parallelise D2/D3 + COTS-first + staffing); overlap D3 with M4 design; fast-track vendor/data sourcing; replan windows via CR-002 once CCB/BOG approves. Owners: PM / Delivery / Procurement.</w:t>
+      </w:r>
+    </w:p>
+    <w:p>
+      <w:pPr>
+        <w:spacing w:before="100" w:after="0"/>
       </w:pPr>
       <w:r>
         <w:rPr>
           <w:rFonts w:ascii="Calibri" w:hAnsi="Calibri"/>
           <w:b/>
           <w:color w:val="0F2A4A"/>
-          <w:sz w:val="26"/>
+          <w:sz w:val="24"/>
         </w:rPr>
-        <w:t>Section 5 — Cost &amp; Variance</w:t>
+        <w:t>Section 5 — Cost, Budget &amp; Variance</w:t>
       </w:r>
     </w:p>
     <w:p>
       <w:pPr>
-        <w:spacing w:before="60" w:after="40"/>
+        <w:spacing w:before="20" w:after="20"/>
       </w:pPr>
       <w:r>
         <w:rPr>
           <w:rFonts w:ascii="Calibri" w:hAnsi="Calibri"/>
           <w:b w:val="0"/>
           <w:color w:val="555555"/>
-          <w:sz w:val="22"/>
+          <w:sz w:val="19"/>
         </w:rPr>
-        <w:t>Relation of variance: the ~12% cost variance tracks the ~10% schedule lag — heavy/critical-path work is costing more than planned. Reported in numbers (CV −12%, CPI ≈ 0.89), governed by the approved envelope, routed to the Sponsor (DEC-02/DEC-03), never absorbed silently.</w:t>
+        <w:t>Actual Cost exceeds the Planned phase budget by ~12%, in numbers — CV −12%, CPI ≈ 0.89; governed by the envelope, routed to the Sponsor (DEC-02/DEC-03).</w:t>
       </w:r>
     </w:p>
     <w:tbl>
@@ -1472,27 +1267,27 @@
         <w:tblLook w:firstColumn="1" w:firstRow="1" w:lastColumn="0" w:lastRow="0" w:noHBand="0" w:noVBand="1" w:val="04A0"/>
       </w:tblPr>
       <w:tblGrid>
-        <w:gridCol w:w="3849"/>
-        <w:gridCol w:w="3849"/>
-        <w:gridCol w:w="3849"/>
-        <w:gridCol w:w="3849"/>
+        <w:gridCol w:w="3926"/>
+        <w:gridCol w:w="3926"/>
+        <w:gridCol w:w="3926"/>
+        <w:gridCol w:w="3926"/>
       </w:tblGrid>
       <w:tr>
         <w:tc>
           <w:tcPr>
-            <w:tcW w:type="dxa" w:w="3969"/>
+            <w:tcW w:type="dxa" w:w="3628"/>
             <w:shd w:val="clear" w:color="auto" w:fill="0F2A4A"/>
           </w:tcPr>
           <w:p>
             <w:pPr>
-              <w:spacing w:before="10" w:after="10"/>
+              <w:spacing w:before="8" w:after="8"/>
             </w:pPr>
             <w:r>
               <w:rPr>
                 <w:rFonts w:ascii="Calibri" w:hAnsi="Calibri"/>
                 <w:b/>
                 <w:color w:val="FFFFFF"/>
-                <w:sz w:val="19"/>
+                <w:sz w:val="17"/>
               </w:rPr>
               <w:t>Measure</w:t>
             </w:r>
@@ -1500,19 +1295,19 @@
         </w:tc>
         <w:tc>
           <w:tcPr>
-            <w:tcW w:type="dxa" w:w="3402"/>
+            <w:tcW w:type="dxa" w:w="2948"/>
             <w:shd w:val="clear" w:color="auto" w:fill="0F2A4A"/>
           </w:tcPr>
           <w:p>
             <w:pPr>
-              <w:spacing w:before="10" w:after="10"/>
+              <w:spacing w:before="8" w:after="8"/>
             </w:pPr>
             <w:r>
               <w:rPr>
                 <w:rFonts w:ascii="Calibri" w:hAnsi="Calibri"/>
                 <w:b/>
                 <w:color w:val="FFFFFF"/>
-                <w:sz w:val="19"/>
+                <w:sz w:val="17"/>
               </w:rPr>
               <w:t>Value</w:t>
             </w:r>
@@ -1520,19 +1315,19 @@
         </w:tc>
         <w:tc>
           <w:tcPr>
-            <w:tcW w:type="dxa" w:w="3969"/>
+            <w:tcW w:type="dxa" w:w="3515"/>
             <w:shd w:val="clear" w:color="auto" w:fill="0F2A4A"/>
           </w:tcPr>
           <w:p>
             <w:pPr>
-              <w:spacing w:before="10" w:after="10"/>
+              <w:spacing w:before="8" w:after="8"/>
             </w:pPr>
             <w:r>
               <w:rPr>
                 <w:rFonts w:ascii="Calibri" w:hAnsi="Calibri"/>
                 <w:b/>
                 <w:color w:val="FFFFFF"/>
-                <w:sz w:val="19"/>
+                <w:sz w:val="17"/>
               </w:rPr>
               <w:t>Variance (numbers)</w:t>
             </w:r>
@@ -1540,19 +1335,19 @@
         </w:tc>
         <w:tc>
           <w:tcPr>
-            <w:tcW w:type="dxa" w:w="2268"/>
+            <w:tcW w:type="dxa" w:w="1417"/>
             <w:shd w:val="clear" w:color="auto" w:fill="0F2A4A"/>
           </w:tcPr>
           <w:p>
             <w:pPr>
-              <w:spacing w:before="10" w:after="10"/>
+              <w:spacing w:before="8" w:after="8"/>
             </w:pPr>
             <w:r>
               <w:rPr>
                 <w:rFonts w:ascii="Calibri" w:hAnsi="Calibri"/>
                 <w:b/>
                 <w:color w:val="FFFFFF"/>
-                <w:sz w:val="19"/>
+                <w:sz w:val="17"/>
               </w:rPr>
               <w:t>Status</w:t>
             </w:r>
@@ -1562,17 +1357,17 @@
       <w:tr>
         <w:tc>
           <w:tcPr>
-            <w:tcW w:type="dxa" w:w="3969"/>
+            <w:tcW w:type="dxa" w:w="3628"/>
           </w:tcPr>
           <w:p>
             <w:pPr>
-              <w:spacing w:before="10" w:after="10"/>
+              <w:spacing w:before="8" w:after="8"/>
             </w:pPr>
             <w:r>
               <w:rPr>
                 <w:rFonts w:ascii="Calibri" w:hAnsi="Calibri"/>
                 <w:b w:val="0"/>
-                <w:sz w:val="19"/>
+                <w:sz w:val="17"/>
               </w:rPr>
               <w:t>Planned Budget (phase)</w:t>
             </w:r>
@@ -1580,17 +1375,17 @@
         </w:tc>
         <w:tc>
           <w:tcPr>
-            <w:tcW w:type="dxa" w:w="3402"/>
+            <w:tcW w:type="dxa" w:w="2948"/>
           </w:tcPr>
           <w:p>
             <w:pPr>
-              <w:spacing w:before="10" w:after="10"/>
+              <w:spacing w:before="8" w:after="8"/>
             </w:pPr>
             <w:r>
               <w:rPr>
                 <w:rFonts w:ascii="Calibri" w:hAnsi="Calibri"/>
                 <w:b w:val="0"/>
-                <w:sz w:val="19"/>
+                <w:sz w:val="17"/>
               </w:rPr>
               <w:t>100% plan</w:t>
             </w:r>
@@ -1598,17 +1393,17 @@
         </w:tc>
         <w:tc>
           <w:tcPr>
-            <w:tcW w:type="dxa" w:w="3969"/>
+            <w:tcW w:type="dxa" w:w="3515"/>
           </w:tcPr>
           <w:p>
             <w:pPr>
-              <w:spacing w:before="10" w:after="10"/>
+              <w:spacing w:before="8" w:after="8"/>
             </w:pPr>
             <w:r>
               <w:rPr>
                 <w:rFonts w:ascii="Calibri" w:hAnsi="Calibri"/>
                 <w:b w:val="0"/>
-                <w:sz w:val="19"/>
+                <w:sz w:val="17"/>
               </w:rPr>
               <w:t>—</w:t>
             </w:r>
@@ -1616,18 +1411,18 @@
         </w:tc>
         <w:tc>
           <w:tcPr>
-            <w:tcW w:type="dxa" w:w="2268"/>
+            <w:tcW w:type="dxa" w:w="1417"/>
           </w:tcPr>
           <w:p>
             <w:pPr>
-              <w:spacing w:before="10" w:after="10"/>
+              <w:spacing w:before="8" w:after="8"/>
             </w:pPr>
             <w:r>
               <w:rPr>
                 <w:rFonts w:ascii="Calibri" w:hAnsi="Calibri"/>
                 <w:b/>
                 <w:color w:val="1E7A4F"/>
-                <w:sz w:val="19"/>
+                <w:sz w:val="17"/>
               </w:rPr>
               <w:t>Green</w:t>
             </w:r>
@@ -1637,18 +1432,18 @@
       <w:tr>
         <w:tc>
           <w:tcPr>
-            <w:tcW w:type="dxa" w:w="3969"/>
+            <w:tcW w:type="dxa" w:w="3628"/>
             <w:shd w:val="clear" w:color="auto" w:fill="F4F7FA"/>
           </w:tcPr>
           <w:p>
             <w:pPr>
-              <w:spacing w:before="10" w:after="10"/>
+              <w:spacing w:before="8" w:after="8"/>
             </w:pPr>
             <w:r>
               <w:rPr>
                 <w:rFonts w:ascii="Calibri" w:hAnsi="Calibri"/>
                 <w:b w:val="0"/>
-                <w:sz w:val="19"/>
+                <w:sz w:val="17"/>
               </w:rPr>
               <w:t>Actual Cost (AC)</w:t>
             </w:r>
@@ -1656,18 +1451,18 @@
         </w:tc>
         <w:tc>
           <w:tcPr>
-            <w:tcW w:type="dxa" w:w="3402"/>
+            <w:tcW w:type="dxa" w:w="2948"/>
             <w:shd w:val="clear" w:color="auto" w:fill="F4F7FA"/>
           </w:tcPr>
           <w:p>
             <w:pPr>
-              <w:spacing w:before="10" w:after="10"/>
+              <w:spacing w:before="8" w:after="8"/>
             </w:pPr>
             <w:r>
               <w:rPr>
                 <w:rFonts w:ascii="Calibri" w:hAnsi="Calibri"/>
                 <w:b w:val="0"/>
-                <w:sz w:val="19"/>
+                <w:sz w:val="17"/>
               </w:rPr>
               <w:t>actuals from Finance</w:t>
             </w:r>
@@ -1675,18 +1470,18 @@
         </w:tc>
         <w:tc>
           <w:tcPr>
-            <w:tcW w:type="dxa" w:w="3969"/>
+            <w:tcW w:type="dxa" w:w="3515"/>
             <w:shd w:val="clear" w:color="auto" w:fill="F4F7FA"/>
           </w:tcPr>
           <w:p>
             <w:pPr>
-              <w:spacing w:before="10" w:after="10"/>
+              <w:spacing w:before="8" w:after="8"/>
             </w:pPr>
             <w:r>
               <w:rPr>
                 <w:rFonts w:ascii="Calibri" w:hAnsi="Calibri"/>
                 <w:b w:val="0"/>
-                <w:sz w:val="19"/>
+                <w:sz w:val="17"/>
               </w:rPr>
               <w:t>~12% over plan</w:t>
             </w:r>
@@ -1694,19 +1489,19 @@
         </w:tc>
         <w:tc>
           <w:tcPr>
-            <w:tcW w:type="dxa" w:w="2268"/>
+            <w:tcW w:type="dxa" w:w="1417"/>
             <w:shd w:val="clear" w:color="auto" w:fill="F4F7FA"/>
           </w:tcPr>
           <w:p>
             <w:pPr>
-              <w:spacing w:before="10" w:after="10"/>
+              <w:spacing w:before="8" w:after="8"/>
             </w:pPr>
             <w:r>
               <w:rPr>
                 <w:rFonts w:ascii="Calibri" w:hAnsi="Calibri"/>
                 <w:b/>
                 <w:color w:val="C0392B"/>
-                <w:sz w:val="19"/>
+                <w:sz w:val="17"/>
               </w:rPr>
               <w:t>RED</w:t>
             </w:r>
@@ -1716,17 +1511,17 @@
       <w:tr>
         <w:tc>
           <w:tcPr>
-            <w:tcW w:type="dxa" w:w="3969"/>
+            <w:tcW w:type="dxa" w:w="3628"/>
           </w:tcPr>
           <w:p>
             <w:pPr>
-              <w:spacing w:before="10" w:after="10"/>
+              <w:spacing w:before="8" w:after="8"/>
             </w:pPr>
             <w:r>
               <w:rPr>
                 <w:rFonts w:ascii="Calibri" w:hAnsi="Calibri"/>
                 <w:b w:val="0"/>
-                <w:sz w:val="19"/>
+                <w:sz w:val="17"/>
               </w:rPr>
               <w:t>Cost Variance (CV)</w:t>
             </w:r>
@@ -1734,17 +1529,17 @@
         </w:tc>
         <w:tc>
           <w:tcPr>
-            <w:tcW w:type="dxa" w:w="3402"/>
+            <w:tcW w:type="dxa" w:w="2948"/>
           </w:tcPr>
           <w:p>
             <w:pPr>
-              <w:spacing w:before="10" w:after="10"/>
+              <w:spacing w:before="8" w:after="8"/>
             </w:pPr>
             <w:r>
               <w:rPr>
                 <w:rFonts w:ascii="Calibri" w:hAnsi="Calibri"/>
                 <w:b w:val="0"/>
-                <w:sz w:val="19"/>
+                <w:sz w:val="17"/>
               </w:rPr>
               <w:t>EV − AC</w:t>
             </w:r>
@@ -1752,17 +1547,17 @@
         </w:tc>
         <w:tc>
           <w:tcPr>
-            <w:tcW w:type="dxa" w:w="3969"/>
+            <w:tcW w:type="dxa" w:w="3515"/>
           </w:tcPr>
           <w:p>
             <w:pPr>
-              <w:spacing w:before="10" w:after="10"/>
+              <w:spacing w:before="8" w:after="8"/>
             </w:pPr>
             <w:r>
               <w:rPr>
                 <w:rFonts w:ascii="Calibri" w:hAnsi="Calibri"/>
                 <w:b w:val="0"/>
-                <w:sz w:val="19"/>
+                <w:sz w:val="17"/>
               </w:rPr>
               <w:t>~12% negative</w:t>
             </w:r>
@@ -1770,18 +1565,18 @@
         </w:tc>
         <w:tc>
           <w:tcPr>
-            <w:tcW w:type="dxa" w:w="2268"/>
+            <w:tcW w:type="dxa" w:w="1417"/>
           </w:tcPr>
           <w:p>
             <w:pPr>
-              <w:spacing w:before="10" w:after="10"/>
+              <w:spacing w:before="8" w:after="8"/>
             </w:pPr>
             <w:r>
               <w:rPr>
                 <w:rFonts w:ascii="Calibri" w:hAnsi="Calibri"/>
                 <w:b/>
                 <w:color w:val="C0392B"/>
-                <w:sz w:val="19"/>
+                <w:sz w:val="17"/>
               </w:rPr>
               <w:t>RED</w:t>
             </w:r>
@@ -1791,18 +1586,18 @@
       <w:tr>
         <w:tc>
           <w:tcPr>
-            <w:tcW w:type="dxa" w:w="3969"/>
+            <w:tcW w:type="dxa" w:w="3628"/>
             <w:shd w:val="clear" w:color="auto" w:fill="F4F7FA"/>
           </w:tcPr>
           <w:p>
             <w:pPr>
-              <w:spacing w:before="10" w:after="10"/>
+              <w:spacing w:before="8" w:after="8"/>
             </w:pPr>
             <w:r>
               <w:rPr>
                 <w:rFonts w:ascii="Calibri" w:hAnsi="Calibri"/>
                 <w:b w:val="0"/>
-                <w:sz w:val="19"/>
+                <w:sz w:val="17"/>
               </w:rPr>
               <w:t>Cost Performance Index (CPI)</w:t>
             </w:r>
@@ -1810,18 +1605,18 @@
         </w:tc>
         <w:tc>
           <w:tcPr>
-            <w:tcW w:type="dxa" w:w="3402"/>
+            <w:tcW w:type="dxa" w:w="2948"/>
             <w:shd w:val="clear" w:color="auto" w:fill="F4F7FA"/>
           </w:tcPr>
           <w:p>
             <w:pPr>
-              <w:spacing w:before="10" w:after="10"/>
+              <w:spacing w:before="8" w:after="8"/>
             </w:pPr>
             <w:r>
               <w:rPr>
                 <w:rFonts w:ascii="Calibri" w:hAnsi="Calibri"/>
                 <w:b w:val="0"/>
-                <w:sz w:val="19"/>
+                <w:sz w:val="17"/>
               </w:rPr>
               <w:t>≈ 0.89</w:t>
             </w:r>
@@ -1829,18 +1624,18 @@
         </w:tc>
         <w:tc>
           <w:tcPr>
-            <w:tcW w:type="dxa" w:w="3969"/>
+            <w:tcW w:type="dxa" w:w="3515"/>
             <w:shd w:val="clear" w:color="auto" w:fill="F4F7FA"/>
           </w:tcPr>
           <w:p>
             <w:pPr>
-              <w:spacing w:before="10" w:after="10"/>
+              <w:spacing w:before="8" w:after="8"/>
             </w:pPr>
             <w:r>
               <w:rPr>
                 <w:rFonts w:ascii="Calibri" w:hAnsi="Calibri"/>
                 <w:b w:val="0"/>
-                <w:sz w:val="19"/>
+                <w:sz w:val="17"/>
               </w:rPr>
               <w:t>−11%</w:t>
             </w:r>
@@ -1848,19 +1643,19 @@
         </w:tc>
         <w:tc>
           <w:tcPr>
-            <w:tcW w:type="dxa" w:w="2268"/>
+            <w:tcW w:type="dxa" w:w="1417"/>
             <w:shd w:val="clear" w:color="auto" w:fill="F4F7FA"/>
           </w:tcPr>
           <w:p>
             <w:pPr>
-              <w:spacing w:before="10" w:after="10"/>
+              <w:spacing w:before="8" w:after="8"/>
             </w:pPr>
             <w:r>
               <w:rPr>
                 <w:rFonts w:ascii="Calibri" w:hAnsi="Calibri"/>
                 <w:b/>
                 <w:color w:val="C0392B"/>
-                <w:sz w:val="19"/>
+                <w:sz w:val="17"/>
               </w:rPr>
               <w:t>RED</w:t>
             </w:r>
@@ -1870,17 +1665,17 @@
       <w:tr>
         <w:tc>
           <w:tcPr>
-            <w:tcW w:type="dxa" w:w="3969"/>
+            <w:tcW w:type="dxa" w:w="3628"/>
           </w:tcPr>
           <w:p>
             <w:pPr>
-              <w:spacing w:before="10" w:after="10"/>
+              <w:spacing w:before="8" w:after="8"/>
             </w:pPr>
             <w:r>
               <w:rPr>
                 <w:rFonts w:ascii="Calibri" w:hAnsi="Calibri"/>
                 <w:b w:val="0"/>
-                <w:sz w:val="19"/>
+                <w:sz w:val="17"/>
               </w:rPr>
               <w:t>Contingency use</w:t>
             </w:r>
@@ -1888,17 +1683,17 @@
         </w:tc>
         <w:tc>
           <w:tcPr>
-            <w:tcW w:type="dxa" w:w="3402"/>
+            <w:tcW w:type="dxa" w:w="2948"/>
           </w:tcPr>
           <w:p>
             <w:pPr>
-              <w:spacing w:before="10" w:after="10"/>
+              <w:spacing w:before="8" w:after="8"/>
             </w:pPr>
             <w:r>
               <w:rPr>
                 <w:rFonts w:ascii="Calibri" w:hAnsi="Calibri"/>
                 <w:b w:val="0"/>
-                <w:sz w:val="19"/>
+                <w:sz w:val="17"/>
               </w:rPr>
               <w:t>being consumed</w:t>
             </w:r>
@@ -1906,17 +1701,17 @@
         </w:tc>
         <w:tc>
           <w:tcPr>
-            <w:tcW w:type="dxa" w:w="3969"/>
+            <w:tcW w:type="dxa" w:w="3515"/>
           </w:tcPr>
           <w:p>
             <w:pPr>
-              <w:spacing w:before="10" w:after="10"/>
+              <w:spacing w:before="8" w:after="8"/>
             </w:pPr>
             <w:r>
               <w:rPr>
                 <w:rFonts w:ascii="Calibri" w:hAnsi="Calibri"/>
                 <w:b w:val="0"/>
-                <w:sz w:val="19"/>
+                <w:sz w:val="17"/>
               </w:rPr>
               <w:t>early-burn flag</w:t>
             </w:r>
@@ -1924,18 +1719,18 @@
         </w:tc>
         <w:tc>
           <w:tcPr>
-            <w:tcW w:type="dxa" w:w="2268"/>
+            <w:tcW w:type="dxa" w:w="1417"/>
           </w:tcPr>
           <w:p>
             <w:pPr>
-              <w:spacing w:before="10" w:after="10"/>
+              <w:spacing w:before="8" w:after="8"/>
             </w:pPr>
             <w:r>
               <w:rPr>
                 <w:rFonts w:ascii="Calibri" w:hAnsi="Calibri"/>
                 <w:b/>
                 <w:color w:val="B8860B"/>
-                <w:sz w:val="19"/>
+                <w:sz w:val="17"/>
               </w:rPr>
               <w:t>AMBER</w:t>
             </w:r>
@@ -1945,30 +1740,56 @@
     </w:tbl>
     <w:p>
       <w:pPr>
-        <w:spacing w:before="160" w:after="0"/>
+        <w:spacing w:before="0" w:after="20"/>
+      </w:pPr>
+      <w:r>
+        <w:rPr>
+          <w:rFonts w:ascii="Calibri" w:hAnsi="Calibri"/>
+          <w:b w:val="0"/>
+          <w:sz w:val="19"/>
+        </w:rPr>
+        <w:t>Root cause (Planned vs Actual): heavier-than-estimated D2/D3 foundation work (more specialist-effort and vendor cost than PTB-COST-001 planned); extended windows hold resources longer; contingency drawn early to protect the end-state — within the approved USD 11.5M CAPEX / 27.5M TCO envelope.</w:t>
+      </w:r>
+    </w:p>
+    <w:p>
+      <w:pPr>
+        <w:spacing w:before="0" w:after="20"/>
+      </w:pPr>
+      <w:r>
+        <w:rPr>
+          <w:rFonts w:ascii="Calibri" w:hAnsi="Calibri"/>
+          <w:b w:val="0"/>
+          <w:sz w:val="19"/>
+        </w:rPr>
+        <w:t>Recovery: release CFO-supported DEC-02 funding; apply contingency only via approved CR-002 rebaseline; COTS-first + price-locked vendor sourcing; weekly EVM check on CPI (≈ 0.89) and contingency burn. Owners: CFO / Sponsor; PM / Finance; PMO.</w:t>
+      </w:r>
+    </w:p>
+    <w:p>
+      <w:pPr>
+        <w:spacing w:before="100" w:after="0"/>
       </w:pPr>
       <w:r>
         <w:rPr>
           <w:rFonts w:ascii="Calibri" w:hAnsi="Calibri"/>
           <w:b/>
           <w:color w:val="0F2A4A"/>
-          <w:sz w:val="26"/>
+          <w:sz w:val="24"/>
         </w:rPr>
         <w:t>Section 6 — Risks, Issues &amp; Decisions Needed</w:t>
       </w:r>
     </w:p>
     <w:p>
       <w:pPr>
-        <w:spacing w:before="60" w:after="40"/>
+        <w:spacing w:before="20" w:after="20"/>
       </w:pPr>
       <w:r>
         <w:rPr>
           <w:rFonts w:ascii="Calibri" w:hAnsi="Calibri"/>
           <w:b w:val="0"/>
           <w:color w:val="555555"/>
-          <w:sz w:val="22"/>
+          <w:sz w:val="19"/>
         </w:rPr>
-        <w:t>What moved/fired on the register and what was done; then the 2–3 Sponsor-only calls, stated plainly with a recommendation.</w:t>
+        <w:t>What moved/fired on the register and what was done; then the Sponsor-only calls, stated plainly.</w:t>
       </w:r>
     </w:p>
     <w:tbl>
@@ -1980,26 +1801,26 @@
         <w:tblLook w:firstColumn="1" w:firstRow="1" w:lastColumn="0" w:lastRow="0" w:noHBand="0" w:noVBand="1" w:val="04A0"/>
       </w:tblPr>
       <w:tblGrid>
-        <w:gridCol w:w="5133"/>
-        <w:gridCol w:w="5133"/>
-        <w:gridCol w:w="5133"/>
+        <w:gridCol w:w="5235"/>
+        <w:gridCol w:w="5235"/>
+        <w:gridCol w:w="5235"/>
       </w:tblGrid>
       <w:tr>
         <w:tc>
           <w:tcPr>
-            <w:tcW w:type="dxa" w:w="3402"/>
+            <w:tcW w:type="dxa" w:w="3175"/>
             <w:shd w:val="clear" w:color="auto" w:fill="0F2A4A"/>
           </w:tcPr>
           <w:p>
             <w:pPr>
-              <w:spacing w:before="10" w:after="10"/>
+              <w:spacing w:before="8" w:after="8"/>
             </w:pPr>
             <w:r>
               <w:rPr>
                 <w:rFonts w:ascii="Calibri" w:hAnsi="Calibri"/>
                 <w:b/>
                 <w:color w:val="FFFFFF"/>
-                <w:sz w:val="19"/>
+                <w:sz w:val="17"/>
               </w:rPr>
               <w:t>Risk / issue</w:t>
             </w:r>
@@ -2007,19 +1828,19 @@
         </w:tc>
         <w:tc>
           <w:tcPr>
-            <w:tcW w:type="dxa" w:w="3061"/>
+            <w:tcW w:type="dxa" w:w="2948"/>
             <w:shd w:val="clear" w:color="auto" w:fill="0F2A4A"/>
           </w:tcPr>
           <w:p>
             <w:pPr>
-              <w:spacing w:before="10" w:after="10"/>
+              <w:spacing w:before="8" w:after="8"/>
             </w:pPr>
             <w:r>
               <w:rPr>
                 <w:rFonts w:ascii="Calibri" w:hAnsi="Calibri"/>
                 <w:b/>
                 <w:color w:val="FFFFFF"/>
-                <w:sz w:val="19"/>
+                <w:sz w:val="17"/>
               </w:rPr>
               <w:t>Current</w:t>
             </w:r>
@@ -2027,19 +1848,19 @@
         </w:tc>
         <w:tc>
           <w:tcPr>
-            <w:tcW w:type="dxa" w:w="7144"/>
+            <w:tcW w:type="dxa" w:w="7484"/>
             <w:shd w:val="clear" w:color="auto" w:fill="0F2A4A"/>
           </w:tcPr>
           <w:p>
             <w:pPr>
-              <w:spacing w:before="10" w:after="10"/>
+              <w:spacing w:before="8" w:after="8"/>
             </w:pPr>
             <w:r>
               <w:rPr>
                 <w:rFonts w:ascii="Calibri" w:hAnsi="Calibri"/>
                 <w:b/>
                 <w:color w:val="FFFFFF"/>
-                <w:sz w:val="19"/>
+                <w:sz w:val="17"/>
               </w:rPr>
               <w:t>Action taken / recommendation</w:t>
             </w:r>
@@ -2049,17 +1870,17 @@
       <w:tr>
         <w:tc>
           <w:tcPr>
-            <w:tcW w:type="dxa" w:w="3402"/>
+            <w:tcW w:type="dxa" w:w="3175"/>
           </w:tcPr>
           <w:p>
             <w:pPr>
-              <w:spacing w:before="10" w:after="10"/>
+              <w:spacing w:before="8" w:after="8"/>
             </w:pPr>
             <w:r>
               <w:rPr>
                 <w:rFonts w:ascii="Calibri" w:hAnsi="Calibri"/>
                 <w:b w:val="0"/>
-                <w:sz w:val="19"/>
+                <w:sz w:val="17"/>
               </w:rPr>
               <w:t>Integration failure (D2)</w:t>
             </w:r>
@@ -2067,17 +1888,17 @@
         </w:tc>
         <w:tc>
           <w:tcPr>
-            <w:tcW w:type="dxa" w:w="3061"/>
+            <w:tcW w:type="dxa" w:w="2948"/>
           </w:tcPr>
           <w:p>
             <w:pPr>
-              <w:spacing w:before="10" w:after="10"/>
+              <w:spacing w:before="8" w:after="8"/>
             </w:pPr>
             <w:r>
               <w:rPr>
                 <w:rFonts w:ascii="Calibri" w:hAnsi="Calibri"/>
                 <w:b w:val="0"/>
-                <w:sz w:val="19"/>
+                <w:sz w:val="17"/>
               </w:rPr>
               <w:t>FIRED — foundation slip</w:t>
             </w:r>
@@ -2085,19 +1906,19 @@
         </w:tc>
         <w:tc>
           <w:tcPr>
-            <w:tcW w:type="dxa" w:w="7144"/>
+            <w:tcW w:type="dxa" w:w="7484"/>
           </w:tcPr>
           <w:p>
             <w:pPr>
-              <w:spacing w:before="10" w:after="10"/>
+              <w:spacing w:before="8" w:after="8"/>
             </w:pPr>
             <w:r>
               <w:rPr>
                 <w:rFonts w:ascii="Calibri" w:hAnsi="Calibri"/>
                 <w:b w:val="0"/>
-                <w:sz w:val="19"/>
+                <w:sz w:val="17"/>
               </w:rPr>
-              <w:t>Front-load API/data profiling; DEC-10 catch-up</w:t>
+              <w:t>Front-load API/data profiling; DEC-10</w:t>
             </w:r>
           </w:p>
         </w:tc>
@@ -2105,18 +1926,18 @@
       <w:tr>
         <w:tc>
           <w:tcPr>
-            <w:tcW w:type="dxa" w:w="3402"/>
+            <w:tcW w:type="dxa" w:w="3175"/>
             <w:shd w:val="clear" w:color="auto" w:fill="F4F7FA"/>
           </w:tcPr>
           <w:p>
             <w:pPr>
-              <w:spacing w:before="10" w:after="10"/>
+              <w:spacing w:before="8" w:after="8"/>
             </w:pPr>
             <w:r>
               <w:rPr>
                 <w:rFonts w:ascii="Calibri" w:hAnsi="Calibri"/>
                 <w:b w:val="0"/>
-                <w:sz w:val="19"/>
+                <w:sz w:val="17"/>
               </w:rPr>
               <w:t>Vendor / platform slip</w:t>
             </w:r>
@@ -2124,18 +1945,18 @@
         </w:tc>
         <w:tc>
           <w:tcPr>
-            <w:tcW w:type="dxa" w:w="3061"/>
+            <w:tcW w:type="dxa" w:w="2948"/>
             <w:shd w:val="clear" w:color="auto" w:fill="F4F7FA"/>
           </w:tcPr>
           <w:p>
             <w:pPr>
-              <w:spacing w:before="10" w:after="10"/>
+              <w:spacing w:before="8" w:after="8"/>
             </w:pPr>
             <w:r>
               <w:rPr>
                 <w:rFonts w:ascii="Calibri" w:hAnsi="Calibri"/>
                 <w:b w:val="0"/>
-                <w:sz w:val="19"/>
+                <w:sz w:val="17"/>
               </w:rPr>
               <w:t>RISING — no vendor yet</w:t>
             </w:r>
@@ -2143,18 +1964,18 @@
         </w:tc>
         <w:tc>
           <w:tcPr>
-            <w:tcW w:type="dxa" w:w="7144"/>
+            <w:tcW w:type="dxa" w:w="7484"/>
             <w:shd w:val="clear" w:color="auto" w:fill="F4F7FA"/>
           </w:tcPr>
           <w:p>
             <w:pPr>
-              <w:spacing w:before="10" w:after="10"/>
+              <w:spacing w:before="8" w:after="8"/>
             </w:pPr>
             <w:r>
               <w:rPr>
                 <w:rFonts w:ascii="Calibri" w:hAnsi="Calibri"/>
                 <w:b w:val="0"/>
-                <w:sz w:val="19"/>
+                <w:sz w:val="17"/>
               </w:rPr>
               <w:t>Early sourcing; Sponsor decision DEC-07</w:t>
             </w:r>
@@ -2164,17 +1985,17 @@
       <w:tr>
         <w:tc>
           <w:tcPr>
-            <w:tcW w:type="dxa" w:w="3402"/>
+            <w:tcW w:type="dxa" w:w="3175"/>
           </w:tcPr>
           <w:p>
             <w:pPr>
-              <w:spacing w:before="10" w:after="10"/>
+              <w:spacing w:before="8" w:after="8"/>
             </w:pPr>
             <w:r>
               <w:rPr>
                 <w:rFonts w:ascii="Calibri" w:hAnsi="Calibri"/>
                 <w:b w:val="0"/>
-                <w:sz w:val="19"/>
+                <w:sz w:val="17"/>
               </w:rPr>
               <w:t>Staff / capacity</w:t>
             </w:r>
@@ -2182,17 +2003,17 @@
         </w:tc>
         <w:tc>
           <w:tcPr>
-            <w:tcW w:type="dxa" w:w="3061"/>
+            <w:tcW w:type="dxa" w:w="2948"/>
           </w:tcPr>
           <w:p>
             <w:pPr>
-              <w:spacing w:before="10" w:after="10"/>
+              <w:spacing w:before="8" w:after="8"/>
             </w:pPr>
             <w:r>
               <w:rPr>
                 <w:rFonts w:ascii="Calibri" w:hAnsi="Calibri"/>
                 <w:b w:val="0"/>
-                <w:sz w:val="19"/>
+                <w:sz w:val="17"/>
               </w:rPr>
               <w:t>RISING — staffing open</w:t>
             </w:r>
@@ -2200,17 +2021,17 @@
         </w:tc>
         <w:tc>
           <w:tcPr>
-            <w:tcW w:type="dxa" w:w="7144"/>
+            <w:tcW w:type="dxa" w:w="7484"/>
           </w:tcPr>
           <w:p>
             <w:pPr>
-              <w:spacing w:before="10" w:after="10"/>
+              <w:spacing w:before="8" w:after="8"/>
             </w:pPr>
             <w:r>
               <w:rPr>
                 <w:rFonts w:ascii="Calibri" w:hAnsi="Calibri"/>
                 <w:b w:val="0"/>
-                <w:sz w:val="19"/>
+                <w:sz w:val="17"/>
               </w:rPr>
               <w:t>DEC-05/DEC-06 appointments</w:t>
             </w:r>
@@ -2220,18 +2041,18 @@
       <w:tr>
         <w:tc>
           <w:tcPr>
-            <w:tcW w:type="dxa" w:w="3402"/>
+            <w:tcW w:type="dxa" w:w="3175"/>
             <w:shd w:val="clear" w:color="auto" w:fill="F4F7FA"/>
           </w:tcPr>
           <w:p>
             <w:pPr>
-              <w:spacing w:before="10" w:after="10"/>
+              <w:spacing w:before="8" w:after="8"/>
             </w:pPr>
             <w:r>
               <w:rPr>
                 <w:rFonts w:ascii="Calibri" w:hAnsi="Calibri"/>
                 <w:b w:val="0"/>
-                <w:sz w:val="19"/>
+                <w:sz w:val="17"/>
               </w:rPr>
               <w:t>Hallucination / model risk</w:t>
             </w:r>
@@ -2239,18 +2060,18 @@
         </w:tc>
         <w:tc>
           <w:tcPr>
-            <w:tcW w:type="dxa" w:w="3061"/>
+            <w:tcW w:type="dxa" w:w="2948"/>
             <w:shd w:val="clear" w:color="auto" w:fill="F4F7FA"/>
           </w:tcPr>
           <w:p>
             <w:pPr>
-              <w:spacing w:before="10" w:after="10"/>
+              <w:spacing w:before="8" w:after="8"/>
             </w:pPr>
             <w:r>
               <w:rPr>
                 <w:rFonts w:ascii="Calibri" w:hAnsi="Calibri"/>
                 <w:b w:val="0"/>
-                <w:sz w:val="19"/>
+                <w:sz w:val="17"/>
               </w:rPr>
               <w:t>MONITORING</w:t>
             </w:r>
@@ -2258,18 +2079,18 @@
         </w:tc>
         <w:tc>
           <w:tcPr>
-            <w:tcW w:type="dxa" w:w="7144"/>
+            <w:tcW w:type="dxa" w:w="7484"/>
             <w:shd w:val="clear" w:color="auto" w:fill="F4F7FA"/>
           </w:tcPr>
           <w:p>
             <w:pPr>
-              <w:spacing w:before="10" w:after="10"/>
+              <w:spacing w:before="8" w:after="8"/>
             </w:pPr>
             <w:r>
               <w:rPr>
                 <w:rFonts w:ascii="Calibri" w:hAnsi="Calibri"/>
                 <w:b w:val="0"/>
-                <w:sz w:val="19"/>
+                <w:sz w:val="17"/>
               </w:rPr>
               <w:t>Retrieval + handoff controls; pilot gates</w:t>
             </w:r>
@@ -2279,17 +2100,17 @@
       <w:tr>
         <w:tc>
           <w:tcPr>
-            <w:tcW w:type="dxa" w:w="3402"/>
+            <w:tcW w:type="dxa" w:w="3175"/>
           </w:tcPr>
           <w:p>
             <w:pPr>
-              <w:spacing w:before="10" w:after="10"/>
+              <w:spacing w:before="8" w:after="8"/>
             </w:pPr>
             <w:r>
               <w:rPr>
                 <w:rFonts w:ascii="Calibri" w:hAnsi="Calibri"/>
                 <w:b w:val="0"/>
-                <w:sz w:val="19"/>
+                <w:sz w:val="17"/>
               </w:rPr>
               <w:t>Regulator concern</w:t>
             </w:r>
@@ -2297,17 +2118,17 @@
         </w:tc>
         <w:tc>
           <w:tcPr>
-            <w:tcW w:type="dxa" w:w="3061"/>
+            <w:tcW w:type="dxa" w:w="2948"/>
           </w:tcPr>
           <w:p>
             <w:pPr>
-              <w:spacing w:before="10" w:after="10"/>
+              <w:spacing w:before="8" w:after="8"/>
             </w:pPr>
             <w:r>
               <w:rPr>
                 <w:rFonts w:ascii="Calibri" w:hAnsi="Calibri"/>
                 <w:b w:val="0"/>
-                <w:sz w:val="19"/>
+                <w:sz w:val="17"/>
               </w:rPr>
               <w:t>MONITORING</w:t>
             </w:r>
@@ -2315,17 +2136,17 @@
         </w:tc>
         <w:tc>
           <w:tcPr>
-            <w:tcW w:type="dxa" w:w="7144"/>
+            <w:tcW w:type="dxa" w:w="7484"/>
           </w:tcPr>
           <w:p>
             <w:pPr>
-              <w:spacing w:before="10" w:after="10"/>
+              <w:spacing w:before="8" w:after="8"/>
             </w:pPr>
             <w:r>
               <w:rPr>
                 <w:rFonts w:ascii="Calibri" w:hAnsi="Calibri"/>
                 <w:b w:val="0"/>
-                <w:sz w:val="19"/>
+                <w:sz w:val="17"/>
               </w:rPr>
               <w:t>Compliance evidence pack; DEC-09</w:t>
             </w:r>
@@ -2335,22 +2156,22 @@
     </w:tbl>
     <w:p>
       <w:pPr>
-        <w:spacing w:before="0" w:after="40"/>
+        <w:spacing w:before="0" w:after="20"/>
       </w:pPr>
       <w:r>
         <w:rPr>
           <w:rFonts w:ascii="Calibri" w:hAnsi="Calibri"/>
           <w:b w:val="0"/>
-          <w:sz w:val="21"/>
+          <w:sz w:val="19"/>
         </w:rPr>
-        <w:t>Decisions needed (Sponsor only): DEC-01 record effective date · DEC-02 release initial phase funding · DEC-03 delegate PM authority to act on the recovery. Funding decision is implemented via change request CR-002 (PTB-CHG-001), submitted for CCB/BOG decision — the baseline moves only through that change-control firewall.</w:t>
+        <w:t>Decisions needed (Sponsor only): DEC-01 record effective date · DEC-02 release funding · DEC-03 delegate PM authority. Funding decision is implemented via change request CR-002 (PTB-CHG-001), submitted for CCB/BOG decision — the baseline moves only through that change-control firewall.</w:t>
       </w:r>
     </w:p>
     <w:sectPr>
       <w:headerReference w:type="default" r:id="rId9"/>
       <w:footerReference w:type="default" r:id="rId10"/>
       <w:pgSz w:w="16838" w:h="11906"/>
-      <w:pgMar w:top="720" w:right="720" w:bottom="720" w:left="720" w:header="227" w:footer="227" w:gutter="0"/>
+      <w:pgMar w:top="510" w:right="567" w:bottom="510" w:left="567" w:header="170" w:footer="170" w:gutter="0"/>
       <w:cols w:space="720"/>
       <w:docGrid w:linePitch="360"/>
     </w:sectPr>
@@ -2370,7 +2191,7 @@
         <w:rFonts w:ascii="Calibri" w:hAnsi="Calibri"/>
         <w:b w:val="0"/>
         <w:color w:val="808A9B"/>
-        <w:sz w:val="17"/>
+        <w:sz w:val="16"/>
       </w:rPr>
       <w:t xml:space="preserve">PTB-STS-001  ·  </w:t>
     </w:r>
@@ -2396,7 +2217,7 @@
         <w:rFonts w:ascii="Calibri" w:hAnsi="Calibri"/>
         <w:b w:val="0"/>
         <w:color w:val="808A9B"/>
-        <w:sz w:val="17"/>
+        <w:sz w:val="16"/>
       </w:rPr>
       <w:t xml:space="preserve">  ·  Pole Trust Bank — Synthetic Classroom Case</w:t>
     </w:r>
@@ -2416,7 +2237,7 @@
         <w:rFonts w:ascii="Calibri" w:hAnsi="Calibri"/>
         <w:b/>
         <w:color w:val="146B6E"/>
-        <w:sz w:val="18"/>
+        <w:sz w:val="17"/>
       </w:rPr>
       <w:t>Pole Trust Bank — Integrated AI Banking Implementation Ecosystem</w:t>
     </w:r>
